--- a/springboot-kafka-real-world-project.docx
+++ b/springboot-kafka-real-world-project.docx
@@ -13146,15 +13146,7 @@
       </w:r>
       <w:proofErr w:type="spellEnd"/>
       <w:r>
-        <w:t xml:space="preserve">, </w:t>
-      </w:r>
-      <w:proofErr w:type="spellStart"/>
-      <w:r>
-        <w:t>topic</w:t>
-      </w:r>
-      <w:proofErr w:type="spellEnd"/>
-      <w:r>
-        <w:t>)</w:t>
+        <w:t>, topic)</w:t>
       </w:r>
     </w:p>
     <w:p>
@@ -15535,6 +15527,9 @@
     </w:p>
     <w:p/>
     <w:p>
+      <w:pPr>
+        <w:spacing w:after="0"/>
+      </w:pPr>
       <w:r>
         <w:t>9. Il messaggio finisce su Kafka</w:t>
       </w:r>
@@ -15671,6 +15666,9 @@
       </w:r>
     </w:p>
     <w:p>
+      <w:pPr>
+        <w:spacing w:after="0"/>
+      </w:pPr>
       <w:r>
         <w:t xml:space="preserve">E qui bro si vede benissimo </w:t>
       </w:r>
@@ -15758,6 +15756,5302 @@
           <w:szCs w:val="28"/>
         </w:rPr>
         <w:t>Kafka Consumer Project Setup</w:t>
+      </w:r>
+    </w:p>
+    <w:p>
+      <w:pPr>
+        <w:spacing w:after="0"/>
+      </w:pPr>
+      <w:r>
+        <w:t>@Service</w:t>
+      </w:r>
+      <w:r>
+        <w:br/>
+        <w:t xml:space="preserve">public class </w:t>
+      </w:r>
+      <w:proofErr w:type="spellStart"/>
+      <w:r>
+        <w:t>KafkaDatabaseConsumer</w:t>
+      </w:r>
+      <w:proofErr w:type="spellEnd"/>
+      <w:r>
+        <w:t xml:space="preserve"> {</w:t>
+      </w:r>
+      <w:r>
+        <w:br/>
+      </w:r>
+      <w:r>
+        <w:br/>
+        <w:t xml:space="preserve">    private </w:t>
+      </w:r>
+      <w:proofErr w:type="spellStart"/>
+      <w:r>
+        <w:t>static</w:t>
+      </w:r>
+      <w:proofErr w:type="spellEnd"/>
+      <w:r>
+        <w:t xml:space="preserve"> </w:t>
+      </w:r>
+      <w:proofErr w:type="spellStart"/>
+      <w:r>
+        <w:t>final</w:t>
+      </w:r>
+      <w:proofErr w:type="spellEnd"/>
+      <w:r>
+        <w:t xml:space="preserve"> </w:t>
+      </w:r>
+      <w:proofErr w:type="spellStart"/>
+      <w:r>
+        <w:t>Logger</w:t>
+      </w:r>
+      <w:proofErr w:type="spellEnd"/>
+      <w:r>
+        <w:t xml:space="preserve"> </w:t>
+      </w:r>
+      <w:r>
+        <w:rPr>
+          <w:i/>
+          <w:iCs/>
+        </w:rPr>
+        <w:t xml:space="preserve">LOGGER </w:t>
+      </w:r>
+      <w:r>
+        <w:t xml:space="preserve">= </w:t>
+      </w:r>
+      <w:proofErr w:type="spellStart"/>
+      <w:r>
+        <w:t>LoggerFactory.</w:t>
+      </w:r>
+      <w:r>
+        <w:rPr>
+          <w:i/>
+          <w:iCs/>
+        </w:rPr>
+        <w:t>getLogger</w:t>
+      </w:r>
+      <w:proofErr w:type="spellEnd"/>
+      <w:r>
+        <w:t>(</w:t>
+      </w:r>
+      <w:proofErr w:type="spellStart"/>
+      <w:r>
+        <w:t>KafkaDatabaseConsumer.class</w:t>
+      </w:r>
+      <w:proofErr w:type="spellEnd"/>
+      <w:r>
+        <w:t>);</w:t>
+      </w:r>
+      <w:r>
+        <w:br/>
+        <w:t xml:space="preserve">    private </w:t>
+      </w:r>
+      <w:proofErr w:type="spellStart"/>
+      <w:proofErr w:type="gramStart"/>
+      <w:r>
+        <w:t>WikimediaDataRepository</w:t>
+      </w:r>
+      <w:proofErr w:type="spellEnd"/>
+      <w:r>
+        <w:t xml:space="preserve"> </w:t>
+      </w:r>
+      <w:r>
+        <w:t xml:space="preserve"> </w:t>
+      </w:r>
+      <w:proofErr w:type="spellStart"/>
+      <w:r>
+        <w:t>dataRepository</w:t>
+      </w:r>
+      <w:proofErr w:type="spellEnd"/>
+      <w:proofErr w:type="gramEnd"/>
+      <w:r>
+        <w:t>;</w:t>
+      </w:r>
+      <w:r>
+        <w:br/>
+        <w:t xml:space="preserve">    public </w:t>
+      </w:r>
+      <w:proofErr w:type="spellStart"/>
+      <w:proofErr w:type="gramStart"/>
+      <w:r>
+        <w:t>KafkaDatabaseConsumer</w:t>
+      </w:r>
+      <w:proofErr w:type="spellEnd"/>
+      <w:r>
+        <w:t>(</w:t>
+      </w:r>
+      <w:proofErr w:type="spellStart"/>
+      <w:r>
+        <w:t>WikimediaDataRepository</w:t>
+      </w:r>
+      <w:proofErr w:type="spellEnd"/>
+      <w:r>
+        <w:t xml:space="preserve"> </w:t>
+      </w:r>
+      <w:r>
+        <w:t xml:space="preserve"> </w:t>
+      </w:r>
+      <w:proofErr w:type="spellStart"/>
+      <w:r>
+        <w:t>dataRepository</w:t>
+      </w:r>
+      <w:proofErr w:type="spellEnd"/>
+      <w:proofErr w:type="gramEnd"/>
+      <w:r>
+        <w:t>) {</w:t>
+      </w:r>
+      <w:r>
+        <w:br/>
+        <w:t xml:space="preserve">        </w:t>
+      </w:r>
+      <w:proofErr w:type="spellStart"/>
+      <w:proofErr w:type="gramStart"/>
+      <w:r>
+        <w:t>this.dataRepository</w:t>
+      </w:r>
+      <w:proofErr w:type="spellEnd"/>
+      <w:proofErr w:type="gramEnd"/>
+      <w:r>
+        <w:t xml:space="preserve"> = </w:t>
+      </w:r>
+      <w:proofErr w:type="spellStart"/>
+      <w:r>
+        <w:t>dataRepository</w:t>
+      </w:r>
+      <w:proofErr w:type="spellEnd"/>
+      <w:r>
+        <w:t>;</w:t>
+      </w:r>
+      <w:r>
+        <w:br/>
+        <w:t xml:space="preserve">  </w:t>
+      </w:r>
+      <w:proofErr w:type="gramStart"/>
+      <w:r>
+        <w:t xml:space="preserve">  }</w:t>
+      </w:r>
+      <w:proofErr w:type="gramEnd"/>
+    </w:p>
+    <w:p>
+      <w:pPr>
+        <w:spacing w:after="0"/>
+      </w:pPr>
+      <w:r>
+        <w:lastRenderedPageBreak/>
+        <w:t xml:space="preserve">   </w:t>
+      </w:r>
+      <w:r>
+        <w:t>@</w:t>
+      </w:r>
+      <w:proofErr w:type="gramStart"/>
+      <w:r>
+        <w:t>KafkaListener(</w:t>
+      </w:r>
+      <w:proofErr w:type="gramEnd"/>
+      <w:r>
+        <w:t xml:space="preserve">topics = "${spring.kafka.topic.name}", </w:t>
+      </w:r>
+      <w:proofErr w:type="spellStart"/>
+      <w:r>
+        <w:t>groupId</w:t>
+      </w:r>
+      <w:proofErr w:type="spellEnd"/>
+      <w:r>
+        <w:t xml:space="preserve"> = "${</w:t>
+      </w:r>
+      <w:proofErr w:type="spellStart"/>
+      <w:proofErr w:type="gramStart"/>
+      <w:r>
+        <w:t>spring.kafka</w:t>
+      </w:r>
+      <w:proofErr w:type="gramEnd"/>
+      <w:r>
+        <w:t>.</w:t>
+      </w:r>
+      <w:proofErr w:type="gramStart"/>
+      <w:r>
+        <w:t>consumer.group</w:t>
+      </w:r>
+      <w:proofErr w:type="spellEnd"/>
+      <w:proofErr w:type="gramEnd"/>
+      <w:r>
+        <w:t>-id}")</w:t>
+      </w:r>
+      <w:r>
+        <w:br/>
+        <w:t xml:space="preserve">    public </w:t>
+      </w:r>
+      <w:proofErr w:type="spellStart"/>
+      <w:r>
+        <w:t>void</w:t>
+      </w:r>
+      <w:proofErr w:type="spellEnd"/>
+      <w:r>
+        <w:t xml:space="preserve"> </w:t>
+      </w:r>
+      <w:proofErr w:type="spellStart"/>
+      <w:proofErr w:type="gramStart"/>
+      <w:r>
+        <w:t>consume</w:t>
+      </w:r>
+      <w:proofErr w:type="spellEnd"/>
+      <w:r>
+        <w:t>(</w:t>
+      </w:r>
+      <w:proofErr w:type="gramEnd"/>
+      <w:r>
+        <w:t xml:space="preserve">String </w:t>
+      </w:r>
+      <w:proofErr w:type="spellStart"/>
+      <w:r>
+        <w:t>eventMessage</w:t>
+      </w:r>
+      <w:proofErr w:type="spellEnd"/>
+      <w:r>
+        <w:t>) {</w:t>
+      </w:r>
+      <w:r>
+        <w:br/>
+        <w:t xml:space="preserve">        </w:t>
+      </w:r>
+      <w:proofErr w:type="gramStart"/>
+      <w:r>
+        <w:rPr>
+          <w:i/>
+          <w:iCs/>
+        </w:rPr>
+        <w:t>LOGGER</w:t>
+      </w:r>
+      <w:r>
+        <w:t>.info(</w:t>
+      </w:r>
+      <w:proofErr w:type="spellStart"/>
+      <w:proofErr w:type="gramEnd"/>
+      <w:r>
+        <w:t>String.</w:t>
+      </w:r>
+      <w:r>
+        <w:rPr>
+          <w:i/>
+          <w:iCs/>
+        </w:rPr>
+        <w:t>format</w:t>
+      </w:r>
+      <w:proofErr w:type="spellEnd"/>
+      <w:r>
+        <w:t xml:space="preserve">("Event </w:t>
+      </w:r>
+      <w:proofErr w:type="spellStart"/>
+      <w:r>
+        <w:t>message</w:t>
+      </w:r>
+      <w:proofErr w:type="spellEnd"/>
+      <w:r>
+        <w:t xml:space="preserve"> </w:t>
+      </w:r>
+      <w:proofErr w:type="spellStart"/>
+      <w:r>
+        <w:t>recieved</w:t>
+      </w:r>
+      <w:proofErr w:type="spellEnd"/>
+      <w:r>
+        <w:t xml:space="preserve"> -&gt; %s", </w:t>
+      </w:r>
+      <w:proofErr w:type="spellStart"/>
+      <w:r>
+        <w:t>eventMessage</w:t>
+      </w:r>
+      <w:proofErr w:type="spellEnd"/>
+      <w:r>
+        <w:t>));</w:t>
+      </w:r>
+      <w:r>
+        <w:br/>
+      </w:r>
+      <w:r>
+        <w:br/>
+        <w:t xml:space="preserve">        </w:t>
+      </w:r>
+      <w:proofErr w:type="spellStart"/>
+      <w:r>
+        <w:t>WikimediaData</w:t>
+      </w:r>
+      <w:proofErr w:type="spellEnd"/>
+      <w:r>
+        <w:t xml:space="preserve"> </w:t>
+      </w:r>
+      <w:proofErr w:type="spellStart"/>
+      <w:r>
+        <w:t>wikimediaData</w:t>
+      </w:r>
+      <w:proofErr w:type="spellEnd"/>
+      <w:r>
+        <w:t xml:space="preserve"> = new </w:t>
+      </w:r>
+      <w:proofErr w:type="spellStart"/>
+      <w:proofErr w:type="gramStart"/>
+      <w:r>
+        <w:t>WikimediaData</w:t>
+      </w:r>
+      <w:proofErr w:type="spellEnd"/>
+      <w:r>
+        <w:t>(</w:t>
+      </w:r>
+      <w:proofErr w:type="gramEnd"/>
+      <w:r>
+        <w:t>);</w:t>
+      </w:r>
+      <w:r>
+        <w:br/>
+        <w:t xml:space="preserve">        </w:t>
+      </w:r>
+      <w:proofErr w:type="spellStart"/>
+      <w:r>
+        <w:t>wikimediaData.setWikiEventData</w:t>
+      </w:r>
+      <w:proofErr w:type="spellEnd"/>
+      <w:r>
+        <w:t>(</w:t>
+      </w:r>
+      <w:proofErr w:type="spellStart"/>
+      <w:r>
+        <w:t>eventMessage</w:t>
+      </w:r>
+      <w:proofErr w:type="spellEnd"/>
+      <w:r>
+        <w:t>);</w:t>
+      </w:r>
+      <w:r>
+        <w:br/>
+      </w:r>
+      <w:r>
+        <w:br/>
+        <w:t xml:space="preserve">        </w:t>
+      </w:r>
+      <w:proofErr w:type="spellStart"/>
+      <w:r>
+        <w:t>dataRepository.save</w:t>
+      </w:r>
+      <w:proofErr w:type="spellEnd"/>
+      <w:r>
+        <w:t>(</w:t>
+      </w:r>
+      <w:proofErr w:type="spellStart"/>
+      <w:r>
+        <w:t>wikimediaData</w:t>
+      </w:r>
+      <w:proofErr w:type="spellEnd"/>
+      <w:r>
+        <w:t>);</w:t>
+      </w:r>
+      <w:r>
+        <w:br/>
+        <w:t xml:space="preserve">  </w:t>
+      </w:r>
+      <w:proofErr w:type="gramStart"/>
+      <w:r>
+        <w:t xml:space="preserve">  }</w:t>
+      </w:r>
+      <w:proofErr w:type="gramEnd"/>
+      <w:r>
+        <w:br/>
+        <w:t>}</w:t>
+      </w:r>
+    </w:p>
+    <w:p/>
+    <w:p>
+      <w:r>
+        <w:rPr>
+          <w:b/>
+          <w:bCs/>
+        </w:rPr>
+        <w:t>prima il Producer prendeva gli eventi Wikimedia e li mandava a Kafka; adesso questo Consumer li prende da Kafka e li salva nel database.</w:t>
+      </w:r>
+    </w:p>
+    <w:p>
+      <w:pPr>
+        <w:rPr>
+          <w:b/>
+          <w:bCs/>
+        </w:rPr>
+      </w:pPr>
+      <w:r>
+        <w:rPr>
+          <w:b/>
+          <w:bCs/>
+        </w:rPr>
+        <w:t>COSA FA / COSA OTTIENE</w:t>
+      </w:r>
+    </w:p>
+    <w:p>
+      <w:r>
+        <w:t>La classe:</w:t>
+      </w:r>
+    </w:p>
+    <w:p>
+      <w:pPr>
+        <w:spacing w:after="0"/>
+      </w:pPr>
+      <w:r>
+        <w:t>@Service</w:t>
+      </w:r>
+    </w:p>
+    <w:p>
+      <w:pPr>
+        <w:spacing w:after="0"/>
+      </w:pPr>
+      <w:r>
+        <w:t xml:space="preserve">public class </w:t>
+      </w:r>
+      <w:proofErr w:type="spellStart"/>
+      <w:r>
+        <w:t>KafkaDatabaseConsumer</w:t>
+      </w:r>
+      <w:proofErr w:type="spellEnd"/>
+      <w:r>
+        <w:t xml:space="preserve"> </w:t>
+      </w:r>
+      <w:proofErr w:type="gramStart"/>
+      <w:r>
+        <w:t>{</w:t>
+      </w:r>
+      <w:r>
+        <w:t xml:space="preserve">  </w:t>
+      </w:r>
+      <w:proofErr w:type="gramEnd"/>
+      <w:r>
+        <w:t xml:space="preserve">   </w:t>
+      </w:r>
+      <w:r>
+        <w:t xml:space="preserve">è un </w:t>
+      </w:r>
+      <w:r>
+        <w:rPr>
+          <w:b/>
+          <w:bCs/>
+        </w:rPr>
+        <w:t>Kafka Consumer</w:t>
+      </w:r>
+      <w:r>
+        <w:t>.</w:t>
+      </w:r>
+    </w:p>
+    <w:p>
+      <w:pPr>
+        <w:spacing w:after="0"/>
+      </w:pPr>
+      <w:r>
+        <w:t>Il suo compito è:</w:t>
+      </w:r>
+    </w:p>
+    <w:p>
+      <w:pPr>
+        <w:spacing w:after="0"/>
+      </w:pPr>
+      <w:r>
+        <w:t>KAFKA</w:t>
+      </w:r>
+    </w:p>
+    <w:p>
+      <w:pPr>
+        <w:spacing w:after="0"/>
+      </w:pPr>
+      <w:r>
+        <w:t xml:space="preserve">  ↓</w:t>
+      </w:r>
+    </w:p>
+    <w:p>
+      <w:pPr>
+        <w:spacing w:after="0"/>
+      </w:pPr>
+      <w:r>
+        <w:t>riceve evento</w:t>
+      </w:r>
+    </w:p>
+    <w:p>
+      <w:pPr>
+        <w:spacing w:after="0"/>
+      </w:pPr>
+      <w:r>
+        <w:t xml:space="preserve">  ↓</w:t>
+      </w:r>
+    </w:p>
+    <w:p>
+      <w:pPr>
+        <w:spacing w:after="0"/>
+      </w:pPr>
+      <w:proofErr w:type="spellStart"/>
+      <w:proofErr w:type="gramStart"/>
+      <w:r>
+        <w:t>consume</w:t>
+      </w:r>
+      <w:proofErr w:type="spellEnd"/>
+      <w:r>
+        <w:t>(</w:t>
+      </w:r>
+      <w:proofErr w:type="gramEnd"/>
+      <w:r>
+        <w:t xml:space="preserve">String </w:t>
+      </w:r>
+      <w:proofErr w:type="spellStart"/>
+      <w:r>
+        <w:t>eventMessage</w:t>
+      </w:r>
+      <w:proofErr w:type="spellEnd"/>
+      <w:r>
+        <w:t>)</w:t>
+      </w:r>
+    </w:p>
+    <w:p>
+      <w:pPr>
+        <w:spacing w:after="0"/>
+      </w:pPr>
+      <w:r>
+        <w:t xml:space="preserve">  ↓</w:t>
+      </w:r>
+    </w:p>
+    <w:p>
+      <w:pPr>
+        <w:spacing w:after="0"/>
+      </w:pPr>
+      <w:r>
+        <w:t xml:space="preserve">crea </w:t>
+      </w:r>
+      <w:proofErr w:type="spellStart"/>
+      <w:r>
+        <w:t>WikimediaData</w:t>
+      </w:r>
+      <w:proofErr w:type="spellEnd"/>
+    </w:p>
+    <w:p>
+      <w:pPr>
+        <w:spacing w:after="0"/>
+      </w:pPr>
+      <w:r>
+        <w:t xml:space="preserve">  ↓</w:t>
+      </w:r>
+    </w:p>
+    <w:p>
+      <w:pPr>
+        <w:spacing w:after="0"/>
+      </w:pPr>
+      <w:r>
+        <w:t>Repository</w:t>
+      </w:r>
+    </w:p>
+    <w:p>
+      <w:pPr>
+        <w:spacing w:after="0"/>
+      </w:pPr>
+      <w:r>
+        <w:t xml:space="preserve">  ↓</w:t>
+      </w:r>
+    </w:p>
+    <w:p>
+      <w:r>
+        <w:t>DATABASE</w:t>
+      </w:r>
+    </w:p>
+    <w:p>
+      <w:pPr>
+        <w:spacing w:after="0"/>
+      </w:pPr>
+      <w:r>
+        <w:t>Quindi il flusso completo del progetto ora diventa:</w:t>
+      </w:r>
+    </w:p>
+    <w:p>
+      <w:pPr>
+        <w:spacing w:after="0"/>
+      </w:pPr>
+      <w:r>
+        <w:t>Wikimedia</w:t>
+      </w:r>
+    </w:p>
+    <w:p>
+      <w:pPr>
+        <w:spacing w:after="0"/>
+      </w:pPr>
+      <w:r>
+        <w:t xml:space="preserve">    ↓</w:t>
+      </w:r>
+    </w:p>
+    <w:p>
+      <w:pPr>
+        <w:spacing w:after="0"/>
+      </w:pPr>
+      <w:proofErr w:type="spellStart"/>
+      <w:r>
+        <w:t>EventSource</w:t>
+      </w:r>
+      <w:proofErr w:type="spellEnd"/>
+    </w:p>
+    <w:p>
+      <w:pPr>
+        <w:spacing w:after="0"/>
+      </w:pPr>
+      <w:r>
+        <w:t xml:space="preserve">    ↓</w:t>
+      </w:r>
+    </w:p>
+    <w:p>
+      <w:pPr>
+        <w:spacing w:after="0"/>
+      </w:pPr>
+      <w:proofErr w:type="spellStart"/>
+      <w:proofErr w:type="gramStart"/>
+      <w:r>
+        <w:t>onMessage</w:t>
+      </w:r>
+      <w:proofErr w:type="spellEnd"/>
+      <w:r>
+        <w:t>(</w:t>
+      </w:r>
+      <w:proofErr w:type="gramEnd"/>
+      <w:r>
+        <w:t>)</w:t>
+      </w:r>
+    </w:p>
+    <w:p>
+      <w:pPr>
+        <w:spacing w:after="0"/>
+      </w:pPr>
+      <w:r>
+        <w:t xml:space="preserve">    ↓</w:t>
+      </w:r>
+    </w:p>
+    <w:p>
+      <w:pPr>
+        <w:spacing w:after="0"/>
+      </w:pPr>
+      <w:proofErr w:type="spellStart"/>
+      <w:r>
+        <w:t>KafkaTemplate.send</w:t>
+      </w:r>
+      <w:proofErr w:type="spellEnd"/>
+      <w:r>
+        <w:t>()</w:t>
+      </w:r>
+    </w:p>
+    <w:p>
+      <w:pPr>
+        <w:spacing w:after="0"/>
+      </w:pPr>
+      <w:r>
+        <w:t xml:space="preserve">    ↓</w:t>
+      </w:r>
+    </w:p>
+    <w:p>
+      <w:pPr>
+        <w:spacing w:after="0"/>
+      </w:pPr>
+      <w:r>
+        <w:t>KAFKA</w:t>
+      </w:r>
+    </w:p>
+    <w:p>
+      <w:pPr>
+        <w:spacing w:after="0"/>
+      </w:pPr>
+      <w:r>
+        <w:t xml:space="preserve">    ↓</w:t>
+      </w:r>
+    </w:p>
+    <w:p>
+      <w:pPr>
+        <w:spacing w:after="0"/>
+      </w:pPr>
+      <w:proofErr w:type="spellStart"/>
+      <w:r>
+        <w:t>KafkaDatabaseConsumer</w:t>
+      </w:r>
+      <w:proofErr w:type="spellEnd"/>
+    </w:p>
+    <w:p>
+      <w:pPr>
+        <w:spacing w:after="0"/>
+      </w:pPr>
+      <w:r>
+        <w:t xml:space="preserve">    ↓</w:t>
+      </w:r>
+    </w:p>
+    <w:p>
+      <w:pPr>
+        <w:spacing w:after="0"/>
+      </w:pPr>
+      <w:r>
+        <w:t>Repository</w:t>
+      </w:r>
+    </w:p>
+    <w:p>
+      <w:pPr>
+        <w:spacing w:after="0"/>
+      </w:pPr>
+      <w:r>
+        <w:t xml:space="preserve">    ↓</w:t>
+      </w:r>
+    </w:p>
+    <w:p>
+      <w:pPr>
+        <w:spacing w:after="0"/>
+      </w:pPr>
+      <w:r>
+        <w:t>DATABASE</w:t>
+      </w:r>
+    </w:p>
+    <w:p>
+      <w:r>
+        <w:pict w14:anchorId="57ACB0CC">
+          <v:rect id="_x0000_i1119" style="width:0;height:1.5pt" o:hralign="center" o:hrstd="t" o:hr="t" fillcolor="#a0a0a0" stroked="f"/>
+        </w:pict>
+      </w:r>
+    </w:p>
+    <w:p>
+      <w:pPr>
+        <w:rPr>
+          <w:b/>
+          <w:bCs/>
+        </w:rPr>
+      </w:pPr>
+      <w:r>
+        <w:rPr>
+          <w:b/>
+          <w:bCs/>
+        </w:rPr>
+        <w:lastRenderedPageBreak/>
+        <w:t>DEV</w:t>
+      </w:r>
+    </w:p>
+    <w:p>
+      <w:pPr>
+        <w:rPr>
+          <w:b/>
+          <w:bCs/>
+        </w:rPr>
+      </w:pPr>
+      <w:r>
+        <w:rPr>
+          <w:b/>
+          <w:bCs/>
+        </w:rPr>
+        <w:t>1. Repository</w:t>
+      </w:r>
+    </w:p>
+    <w:p>
+      <w:r>
+        <w:t>Hai:</w:t>
+      </w:r>
+    </w:p>
+    <w:p>
+      <w:r>
+        <w:t xml:space="preserve">private </w:t>
+      </w:r>
+      <w:proofErr w:type="spellStart"/>
+      <w:r>
+        <w:t>WikimediaDataRepository</w:t>
+      </w:r>
+      <w:proofErr w:type="spellEnd"/>
+      <w:r>
+        <w:t xml:space="preserve"> </w:t>
+      </w:r>
+      <w:proofErr w:type="spellStart"/>
+      <w:r>
+        <w:t>dataRepository</w:t>
+      </w:r>
+      <w:proofErr w:type="spellEnd"/>
+      <w:r>
+        <w:t>;</w:t>
+      </w:r>
+    </w:p>
+    <w:p>
+      <w:r>
+        <w:t>e:</w:t>
+      </w:r>
+    </w:p>
+    <w:p>
+      <w:r>
+        <w:t xml:space="preserve">public </w:t>
+      </w:r>
+      <w:proofErr w:type="spellStart"/>
+      <w:proofErr w:type="gramStart"/>
+      <w:r>
+        <w:t>KafkaDatabaseConsumer</w:t>
+      </w:r>
+      <w:proofErr w:type="spellEnd"/>
+      <w:r>
+        <w:t>(</w:t>
+      </w:r>
+      <w:proofErr w:type="spellStart"/>
+      <w:proofErr w:type="gramEnd"/>
+      <w:r>
+        <w:t>WikimediaDataRepository</w:t>
+      </w:r>
+      <w:proofErr w:type="spellEnd"/>
+      <w:r>
+        <w:t xml:space="preserve"> </w:t>
+      </w:r>
+      <w:proofErr w:type="spellStart"/>
+      <w:r>
+        <w:t>dataRepository</w:t>
+      </w:r>
+      <w:proofErr w:type="spellEnd"/>
+      <w:r>
+        <w:t>) {</w:t>
+      </w:r>
+    </w:p>
+    <w:p>
+      <w:r>
+        <w:t xml:space="preserve">    </w:t>
+      </w:r>
+      <w:proofErr w:type="spellStart"/>
+      <w:proofErr w:type="gramStart"/>
+      <w:r>
+        <w:t>this.dataRepository</w:t>
+      </w:r>
+      <w:proofErr w:type="spellEnd"/>
+      <w:proofErr w:type="gramEnd"/>
+      <w:r>
+        <w:t xml:space="preserve"> = </w:t>
+      </w:r>
+      <w:proofErr w:type="spellStart"/>
+      <w:r>
+        <w:t>dataRepository</w:t>
+      </w:r>
+      <w:proofErr w:type="spellEnd"/>
+      <w:r>
+        <w:t>;</w:t>
+      </w:r>
+    </w:p>
+    <w:p>
+      <w:r>
+        <w:t>}</w:t>
+      </w:r>
+    </w:p>
+    <w:p>
+      <w:r>
+        <w:t xml:space="preserve">Il Consumer ha bisogno del repository perché alla fine vuole </w:t>
+      </w:r>
+      <w:r>
+        <w:rPr>
+          <w:b/>
+          <w:bCs/>
+        </w:rPr>
+        <w:t>salvare nel database</w:t>
+      </w:r>
+      <w:r>
+        <w:t xml:space="preserve"> il messaggio ricevuto da Kafka.</w:t>
+      </w:r>
+    </w:p>
+    <w:p>
+      <w:r>
+        <w:t xml:space="preserve">Spring gli passa il </w:t>
+      </w:r>
+      <w:proofErr w:type="spellStart"/>
+      <w:r>
+        <w:t>WikimediaDataRepository</w:t>
+      </w:r>
+      <w:proofErr w:type="spellEnd"/>
+      <w:r>
+        <w:t xml:space="preserve"> tramite il costruttore.</w:t>
+      </w:r>
+    </w:p>
+    <w:p>
+      <w:r>
+        <w:t>Quindi:</w:t>
+      </w:r>
+    </w:p>
+    <w:p>
+      <w:proofErr w:type="spellStart"/>
+      <w:r>
+        <w:t>KafkaDatabaseConsumer</w:t>
+      </w:r>
+      <w:proofErr w:type="spellEnd"/>
+    </w:p>
+    <w:p>
+      <w:r>
+        <w:t xml:space="preserve">        ↓</w:t>
+      </w:r>
+    </w:p>
+    <w:p>
+      <w:r>
+        <w:t>ha un</w:t>
+      </w:r>
+    </w:p>
+    <w:p>
+      <w:proofErr w:type="spellStart"/>
+      <w:r>
+        <w:t>WikimediaDataRepository</w:t>
+      </w:r>
+      <w:proofErr w:type="spellEnd"/>
+    </w:p>
+    <w:p>
+      <w:r>
+        <w:t xml:space="preserve">        ↓</w:t>
+      </w:r>
+    </w:p>
+    <w:p>
+      <w:r>
+        <w:t>può salvare dati nel database</w:t>
+      </w:r>
+    </w:p>
+    <w:p>
+      <w:r>
+        <w:pict w14:anchorId="17075E80">
+          <v:rect id="_x0000_i1120" style="width:0;height:1.5pt" o:hralign="center" o:hrstd="t" o:hr="t" fillcolor="#a0a0a0" stroked="f"/>
+        </w:pict>
+      </w:r>
+    </w:p>
+    <w:p>
+      <w:pPr>
+        <w:rPr>
+          <w:b/>
+          <w:bCs/>
+        </w:rPr>
+      </w:pPr>
+      <w:r>
+        <w:rPr>
+          <w:b/>
+          <w:bCs/>
+        </w:rPr>
+        <w:t>2. @KafkaListener</w:t>
+      </w:r>
+    </w:p>
+    <w:p>
+      <w:r>
+        <w:t>La parte fondamentale è:</w:t>
+      </w:r>
+    </w:p>
+    <w:p>
+      <w:r>
+        <w:t>@</w:t>
+      </w:r>
+      <w:proofErr w:type="gramStart"/>
+      <w:r>
+        <w:t>KafkaListener(</w:t>
+      </w:r>
+      <w:proofErr w:type="gramEnd"/>
+      <w:r>
+        <w:t xml:space="preserve">topics = "${spring.kafka.topic.name}", </w:t>
+      </w:r>
+      <w:proofErr w:type="spellStart"/>
+      <w:r>
+        <w:t>groupId</w:t>
+      </w:r>
+      <w:proofErr w:type="spellEnd"/>
+      <w:r>
+        <w:t xml:space="preserve"> = "${</w:t>
+      </w:r>
+      <w:proofErr w:type="spellStart"/>
+      <w:proofErr w:type="gramStart"/>
+      <w:r>
+        <w:t>spring.kafka</w:t>
+      </w:r>
+      <w:proofErr w:type="gramEnd"/>
+      <w:r>
+        <w:t>.</w:t>
+      </w:r>
+      <w:proofErr w:type="gramStart"/>
+      <w:r>
+        <w:t>consumer.group</w:t>
+      </w:r>
+      <w:proofErr w:type="spellEnd"/>
+      <w:proofErr w:type="gramEnd"/>
+      <w:r>
+        <w:t>-id}")</w:t>
+      </w:r>
+    </w:p>
+    <w:p>
+      <w:r>
+        <w:t>Questa ormai la conosci.</w:t>
+      </w:r>
+    </w:p>
+    <w:p>
+      <w:r>
+        <w:t>Stai dicendo a Spring:</w:t>
+      </w:r>
+    </w:p>
+    <w:p>
+      <w:r>
+        <w:t xml:space="preserve">Questo metodo deve ascoltare i messaggi provenienti dal </w:t>
+      </w:r>
+      <w:proofErr w:type="spellStart"/>
+      <w:r>
+        <w:t>topic</w:t>
+      </w:r>
+      <w:proofErr w:type="spellEnd"/>
+      <w:r>
+        <w:t xml:space="preserve"> configurato in spring.kafka.topic.name.</w:t>
+      </w:r>
+    </w:p>
+    <w:p>
+      <w:r>
+        <w:t>E:</w:t>
+      </w:r>
+    </w:p>
+    <w:p>
+      <w:proofErr w:type="spellStart"/>
+      <w:r>
+        <w:t>groupId</w:t>
+      </w:r>
+      <w:proofErr w:type="spellEnd"/>
+      <w:r>
+        <w:t xml:space="preserve"> = "${</w:t>
+      </w:r>
+      <w:proofErr w:type="spellStart"/>
+      <w:proofErr w:type="gramStart"/>
+      <w:r>
+        <w:t>spring.kafka</w:t>
+      </w:r>
+      <w:proofErr w:type="gramEnd"/>
+      <w:r>
+        <w:t>.</w:t>
+      </w:r>
+      <w:proofErr w:type="gramStart"/>
+      <w:r>
+        <w:t>consumer.group</w:t>
+      </w:r>
+      <w:proofErr w:type="spellEnd"/>
+      <w:proofErr w:type="gramEnd"/>
+      <w:r>
+        <w:t>-id}"</w:t>
+      </w:r>
+    </w:p>
+    <w:p>
+      <w:r>
+        <w:t xml:space="preserve">prende il Consumer Group da </w:t>
+      </w:r>
+      <w:proofErr w:type="spellStart"/>
+      <w:proofErr w:type="gramStart"/>
+      <w:r>
+        <w:t>application.properties</w:t>
+      </w:r>
+      <w:proofErr w:type="spellEnd"/>
+      <w:proofErr w:type="gramEnd"/>
+      <w:r>
+        <w:t>.</w:t>
+      </w:r>
+    </w:p>
+    <w:p>
+      <w:r>
+        <w:t>Quindi invece di scrivere direttamente:</w:t>
+      </w:r>
+    </w:p>
+    <w:p>
+      <w:proofErr w:type="spellStart"/>
+      <w:r>
+        <w:t>topics</w:t>
+      </w:r>
+      <w:proofErr w:type="spellEnd"/>
+      <w:r>
+        <w:t xml:space="preserve"> = "</w:t>
+      </w:r>
+      <w:proofErr w:type="spellStart"/>
+      <w:r>
+        <w:t>wikimedia_recentchange</w:t>
+      </w:r>
+      <w:proofErr w:type="spellEnd"/>
+      <w:r>
+        <w:t>"</w:t>
+      </w:r>
+    </w:p>
+    <w:p>
+      <w:r>
+        <w:t>prendi il valore dalla configurazione.</w:t>
+      </w:r>
+    </w:p>
+    <w:p>
+      <w:r>
+        <w:pict w14:anchorId="10C11D8F">
+          <v:rect id="_x0000_i1121" style="width:0;height:1.5pt" o:hralign="center" o:hrstd="t" o:hr="t" fillcolor="#a0a0a0" stroked="f"/>
+        </w:pict>
+      </w:r>
+    </w:p>
+    <w:p>
+      <w:pPr>
+        <w:rPr>
+          <w:b/>
+          <w:bCs/>
+        </w:rPr>
+      </w:pPr>
+      <w:r>
+        <w:rPr>
+          <w:b/>
+          <w:bCs/>
+        </w:rPr>
+        <w:lastRenderedPageBreak/>
+        <w:t xml:space="preserve">3. </w:t>
+      </w:r>
+      <w:proofErr w:type="spellStart"/>
+      <w:proofErr w:type="gramStart"/>
+      <w:r>
+        <w:rPr>
+          <w:b/>
+          <w:bCs/>
+        </w:rPr>
+        <w:t>consume</w:t>
+      </w:r>
+      <w:proofErr w:type="spellEnd"/>
+      <w:r>
+        <w:rPr>
+          <w:b/>
+          <w:bCs/>
+        </w:rPr>
+        <w:t>(</w:t>
+      </w:r>
+      <w:proofErr w:type="gramEnd"/>
+      <w:r>
+        <w:rPr>
+          <w:b/>
+          <w:bCs/>
+        </w:rPr>
+        <w:t xml:space="preserve">String </w:t>
+      </w:r>
+      <w:proofErr w:type="spellStart"/>
+      <w:r>
+        <w:rPr>
+          <w:b/>
+          <w:bCs/>
+        </w:rPr>
+        <w:t>eventMessage</w:t>
+      </w:r>
+      <w:proofErr w:type="spellEnd"/>
+      <w:r>
+        <w:rPr>
+          <w:b/>
+          <w:bCs/>
+        </w:rPr>
+        <w:t>)</w:t>
+      </w:r>
+    </w:p>
+    <w:p>
+      <w:r>
+        <w:t xml:space="preserve">public </w:t>
+      </w:r>
+      <w:proofErr w:type="spellStart"/>
+      <w:r>
+        <w:t>void</w:t>
+      </w:r>
+      <w:proofErr w:type="spellEnd"/>
+      <w:r>
+        <w:t xml:space="preserve"> </w:t>
+      </w:r>
+      <w:proofErr w:type="spellStart"/>
+      <w:proofErr w:type="gramStart"/>
+      <w:r>
+        <w:t>consume</w:t>
+      </w:r>
+      <w:proofErr w:type="spellEnd"/>
+      <w:r>
+        <w:t>(</w:t>
+      </w:r>
+      <w:proofErr w:type="gramEnd"/>
+      <w:r>
+        <w:t xml:space="preserve">String </w:t>
+      </w:r>
+      <w:proofErr w:type="spellStart"/>
+      <w:r>
+        <w:t>eventMessage</w:t>
+      </w:r>
+      <w:proofErr w:type="spellEnd"/>
+      <w:r>
+        <w:t>) {</w:t>
+      </w:r>
+    </w:p>
+    <w:p>
+      <w:r>
+        <w:t>Quando arriva un nuovo messaggio Kafka, Spring esegue automaticamente:</w:t>
+      </w:r>
+    </w:p>
+    <w:p>
+      <w:proofErr w:type="spellStart"/>
+      <w:r>
+        <w:t>consume</w:t>
+      </w:r>
+      <w:proofErr w:type="spellEnd"/>
+      <w:r>
+        <w:t>(...)</w:t>
+      </w:r>
+    </w:p>
+    <w:p>
+      <w:r>
+        <w:t>e mette il valore del messaggio dentro:</w:t>
+      </w:r>
+    </w:p>
+    <w:p>
+      <w:proofErr w:type="spellStart"/>
+      <w:r>
+        <w:t>eventMessage</w:t>
+      </w:r>
+      <w:proofErr w:type="spellEnd"/>
+    </w:p>
+    <w:p>
+      <w:r>
+        <w:t>Quindi:</w:t>
+      </w:r>
+    </w:p>
+    <w:p>
+      <w:pPr>
+        <w:spacing w:after="0"/>
+      </w:pPr>
+      <w:r>
+        <w:t>Kafka</w:t>
+      </w:r>
+    </w:p>
+    <w:p>
+      <w:pPr>
+        <w:spacing w:after="0"/>
+      </w:pPr>
+      <w:r>
+        <w:t xml:space="preserve">  ↓</w:t>
+      </w:r>
+    </w:p>
+    <w:p>
+      <w:pPr>
+        <w:spacing w:after="0"/>
+      </w:pPr>
+      <w:r>
+        <w:t>messaggio</w:t>
+      </w:r>
+    </w:p>
+    <w:p>
+      <w:pPr>
+        <w:spacing w:after="0"/>
+      </w:pPr>
+      <w:r>
+        <w:t xml:space="preserve">  ↓</w:t>
+      </w:r>
+    </w:p>
+    <w:p>
+      <w:pPr>
+        <w:spacing w:after="0"/>
+      </w:pPr>
+      <w:r>
+        <w:t>@KafkaListener</w:t>
+      </w:r>
+    </w:p>
+    <w:p>
+      <w:pPr>
+        <w:spacing w:after="0"/>
+      </w:pPr>
+      <w:r>
+        <w:t xml:space="preserve">  ↓</w:t>
+      </w:r>
+    </w:p>
+    <w:p>
+      <w:pPr>
+        <w:spacing w:after="0"/>
+      </w:pPr>
+      <w:proofErr w:type="spellStart"/>
+      <w:r>
+        <w:t>consume</w:t>
+      </w:r>
+      <w:proofErr w:type="spellEnd"/>
+      <w:r>
+        <w:t>(</w:t>
+      </w:r>
+      <w:proofErr w:type="spellStart"/>
+      <w:r>
+        <w:t>eventMessage</w:t>
+      </w:r>
+      <w:proofErr w:type="spellEnd"/>
+      <w:r>
+        <w:t>)</w:t>
+      </w:r>
+    </w:p>
+    <w:p>
+      <w:pPr>
+        <w:spacing w:after="0"/>
+      </w:pPr>
+      <w:r>
+        <w:t xml:space="preserve">          ↑</w:t>
+      </w:r>
+    </w:p>
+    <w:p>
+      <w:pPr>
+        <w:spacing w:after="0"/>
+      </w:pPr>
+      <w:r>
+        <w:t xml:space="preserve">          │</w:t>
+      </w:r>
+    </w:p>
+    <w:p>
+      <w:r>
+        <w:t xml:space="preserve">   dati dell'evento</w:t>
+      </w:r>
+    </w:p>
+    <w:p>
+      <w:r>
+        <w:t xml:space="preserve">È simile al concetto che abbiamo visto con </w:t>
+      </w:r>
+      <w:proofErr w:type="spellStart"/>
+      <w:proofErr w:type="gramStart"/>
+      <w:r>
+        <w:t>onMessage</w:t>
+      </w:r>
+      <w:proofErr w:type="spellEnd"/>
+      <w:r>
+        <w:t>(</w:t>
+      </w:r>
+      <w:proofErr w:type="gramEnd"/>
+      <w:r>
+        <w:t>).</w:t>
+      </w:r>
+    </w:p>
+    <w:p>
+      <w:r>
+        <w:t>Non sei tu a fare:</w:t>
+      </w:r>
+    </w:p>
+    <w:p>
+      <w:proofErr w:type="spellStart"/>
+      <w:r>
+        <w:t>consume</w:t>
+      </w:r>
+      <w:proofErr w:type="spellEnd"/>
+      <w:r>
+        <w:t>("qualcosa");</w:t>
+      </w:r>
+    </w:p>
+    <w:p>
+      <w:r>
+        <w:t xml:space="preserve">È Spring Kafka che, quando arriva un record dal </w:t>
+      </w:r>
+      <w:proofErr w:type="spellStart"/>
+      <w:r>
+        <w:t>topic</w:t>
+      </w:r>
+      <w:proofErr w:type="spellEnd"/>
+      <w:r>
+        <w:t>, esegue il metodo annotato con @KafkaListener.</w:t>
+      </w:r>
+    </w:p>
+    <w:p>
+      <w:r>
+        <w:pict w14:anchorId="5B97AE3F">
+          <v:rect id="_x0000_i1122" style="width:0;height:1.5pt" o:hralign="center" o:hrstd="t" o:hr="t" fillcolor="#a0a0a0" stroked="f"/>
+        </w:pict>
+      </w:r>
+    </w:p>
+    <w:p>
+      <w:pPr>
+        <w:rPr>
+          <w:b/>
+          <w:bCs/>
+        </w:rPr>
+      </w:pPr>
+      <w:r>
+        <w:rPr>
+          <w:b/>
+          <w:bCs/>
+        </w:rPr>
+        <w:t xml:space="preserve">4. Il </w:t>
+      </w:r>
+      <w:proofErr w:type="spellStart"/>
+      <w:r>
+        <w:rPr>
+          <w:b/>
+          <w:bCs/>
+        </w:rPr>
+        <w:t>Logger</w:t>
+      </w:r>
+      <w:proofErr w:type="spellEnd"/>
+    </w:p>
+    <w:p>
+      <w:proofErr w:type="gramStart"/>
+      <w:r>
+        <w:t>LOGGER.info(</w:t>
+      </w:r>
+      <w:proofErr w:type="spellStart"/>
+      <w:proofErr w:type="gramEnd"/>
+      <w:r>
+        <w:t>String.format</w:t>
+      </w:r>
+      <w:proofErr w:type="spellEnd"/>
+      <w:r>
+        <w:t xml:space="preserve">("Event </w:t>
+      </w:r>
+      <w:proofErr w:type="spellStart"/>
+      <w:r>
+        <w:t>message</w:t>
+      </w:r>
+      <w:proofErr w:type="spellEnd"/>
+      <w:r>
+        <w:t xml:space="preserve"> </w:t>
+      </w:r>
+      <w:proofErr w:type="spellStart"/>
+      <w:r>
+        <w:t>recieved</w:t>
+      </w:r>
+      <w:proofErr w:type="spellEnd"/>
+      <w:r>
+        <w:t xml:space="preserve"> -&gt; %s", </w:t>
+      </w:r>
+      <w:proofErr w:type="spellStart"/>
+      <w:r>
+        <w:t>eventMessage</w:t>
+      </w:r>
+      <w:proofErr w:type="spellEnd"/>
+      <w:r>
+        <w:t>));</w:t>
+      </w:r>
+    </w:p>
+    <w:p>
+      <w:r>
+        <w:t>Qui semplicemente stampiamo nei log il messaggio ricevuto.</w:t>
+      </w:r>
+    </w:p>
+    <w:p>
+      <w:pPr>
+        <w:spacing w:after="0"/>
+      </w:pPr>
+      <w:r>
+        <w:t>Come sempre:</w:t>
+      </w:r>
+      <w:r>
+        <w:t xml:space="preserve"> </w:t>
+      </w:r>
+      <w:r>
+        <w:t>LOGGER non salva e non modifica niente.</w:t>
+      </w:r>
+      <w:r>
+        <w:t xml:space="preserve"> </w:t>
+      </w:r>
+      <w:r>
+        <w:t>Serve solo per vedere cosa sta succedendo.</w:t>
+      </w:r>
+    </w:p>
+    <w:p>
+      <w:pPr>
+        <w:spacing w:after="0"/>
+      </w:pPr>
+      <w:r>
+        <w:pict w14:anchorId="650482AC">
+          <v:rect id="_x0000_i1123" style="width:0;height:1.5pt" o:hralign="center" o:hrstd="t" o:hr="t" fillcolor="#a0a0a0" stroked="f"/>
+        </w:pict>
+      </w:r>
+    </w:p>
+    <w:p>
+      <w:pPr>
+        <w:rPr>
+          <w:b/>
+          <w:bCs/>
+        </w:rPr>
+      </w:pPr>
+      <w:r>
+        <w:rPr>
+          <w:b/>
+          <w:bCs/>
+        </w:rPr>
+        <w:t xml:space="preserve">5. Creiamo </w:t>
+      </w:r>
+      <w:proofErr w:type="spellStart"/>
+      <w:r>
+        <w:rPr>
+          <w:b/>
+          <w:bCs/>
+        </w:rPr>
+        <w:t>WikimediaData</w:t>
+      </w:r>
+      <w:proofErr w:type="spellEnd"/>
+    </w:p>
+    <w:p>
+      <w:r>
+        <w:t>Poi:</w:t>
+      </w:r>
+    </w:p>
+    <w:p>
+      <w:proofErr w:type="spellStart"/>
+      <w:r>
+        <w:t>WikimediaData</w:t>
+      </w:r>
+      <w:proofErr w:type="spellEnd"/>
+      <w:r>
+        <w:t xml:space="preserve"> </w:t>
+      </w:r>
+      <w:proofErr w:type="spellStart"/>
+      <w:r>
+        <w:t>wikimediaData</w:t>
+      </w:r>
+      <w:proofErr w:type="spellEnd"/>
+      <w:r>
+        <w:t xml:space="preserve"> =</w:t>
+      </w:r>
+      <w:r>
+        <w:t xml:space="preserve"> </w:t>
+      </w:r>
+      <w:r>
+        <w:t xml:space="preserve">new </w:t>
+      </w:r>
+      <w:proofErr w:type="spellStart"/>
+      <w:proofErr w:type="gramStart"/>
+      <w:r>
+        <w:t>WikimediaData</w:t>
+      </w:r>
+      <w:proofErr w:type="spellEnd"/>
+      <w:r>
+        <w:t>(</w:t>
+      </w:r>
+      <w:proofErr w:type="gramEnd"/>
+      <w:r>
+        <w:t>);</w:t>
+      </w:r>
+    </w:p>
+    <w:p>
+      <w:r>
+        <w:t>Qui creiamo un nuovo oggetto Java:</w:t>
+      </w:r>
+      <w:r>
+        <w:t xml:space="preserve"> </w:t>
+      </w:r>
+      <w:proofErr w:type="spellStart"/>
+      <w:r>
+        <w:t>WikimediaData</w:t>
+      </w:r>
+      <w:proofErr w:type="spellEnd"/>
+    </w:p>
+    <w:p>
+      <w:r>
+        <w:t>che rappresenterà il dato che vogliamo salvare nel database.</w:t>
+      </w:r>
+    </w:p>
+    <w:p>
+      <w:r>
+        <w:t>Appena creato sarà concettualmente:</w:t>
+      </w:r>
+    </w:p>
+    <w:p>
+      <w:pPr>
+        <w:spacing w:after="0"/>
+      </w:pPr>
+      <w:proofErr w:type="spellStart"/>
+      <w:r>
+        <w:t>wikimediaData</w:t>
+      </w:r>
+      <w:proofErr w:type="spellEnd"/>
+    </w:p>
+    <w:p>
+      <w:pPr>
+        <w:spacing w:after="0"/>
+      </w:pPr>
+      <w:r>
+        <w:t xml:space="preserve">    ↓</w:t>
+      </w:r>
+    </w:p>
+    <w:p>
+      <w:pPr>
+        <w:spacing w:after="0"/>
+      </w:pPr>
+      <w:r>
+        <w:t>nuovo oggetto vuoto</w:t>
+      </w:r>
+    </w:p>
+    <w:p>
+      <w:r>
+        <w:pict w14:anchorId="7915EDE0">
+          <v:rect id="_x0000_i1124" style="width:0;height:1.5pt" o:hralign="center" o:hrstd="t" o:hr="t" fillcolor="#a0a0a0" stroked="f"/>
+        </w:pict>
+      </w:r>
+    </w:p>
+    <w:p>
+      <w:pPr>
+        <w:rPr>
+          <w:b/>
+          <w:bCs/>
+        </w:rPr>
+      </w:pPr>
+      <w:r>
+        <w:rPr>
+          <w:b/>
+          <w:bCs/>
+        </w:rPr>
+        <w:lastRenderedPageBreak/>
+        <w:t>6. Inseriamo il messaggio nell'oggetto</w:t>
+      </w:r>
+    </w:p>
+    <w:p>
+      <w:r>
+        <w:t>Poi:</w:t>
+      </w:r>
+    </w:p>
+    <w:p>
+      <w:proofErr w:type="spellStart"/>
+      <w:r>
+        <w:t>wikimediaData.setWikiEventData</w:t>
+      </w:r>
+      <w:proofErr w:type="spellEnd"/>
+      <w:r>
+        <w:t>(</w:t>
+      </w:r>
+      <w:proofErr w:type="spellStart"/>
+      <w:r>
+        <w:t>eventMessage</w:t>
+      </w:r>
+      <w:proofErr w:type="spellEnd"/>
+      <w:r>
+        <w:t>);</w:t>
+      </w:r>
+    </w:p>
+    <w:p>
+      <w:r>
+        <w:t>Qui prendi:</w:t>
+      </w:r>
+    </w:p>
+    <w:p>
+      <w:proofErr w:type="spellStart"/>
+      <w:r>
+        <w:t>eventMessage</w:t>
+      </w:r>
+      <w:proofErr w:type="spellEnd"/>
+    </w:p>
+    <w:p>
+      <w:r>
+        <w:t xml:space="preserve">cioè il messaggio ricevuto da Kafka, e lo metti dentro l'oggetto </w:t>
+      </w:r>
+      <w:proofErr w:type="spellStart"/>
+      <w:r>
+        <w:t>WikimediaData</w:t>
+      </w:r>
+      <w:proofErr w:type="spellEnd"/>
+      <w:r>
+        <w:t>.</w:t>
+      </w:r>
+    </w:p>
+    <w:p>
+      <w:r>
+        <w:t>Quindi:</w:t>
+      </w:r>
+    </w:p>
+    <w:p>
+      <w:proofErr w:type="spellStart"/>
+      <w:r>
+        <w:t>eventMessage</w:t>
+      </w:r>
+      <w:proofErr w:type="spellEnd"/>
+    </w:p>
+    <w:p>
+      <w:r>
+        <w:t>"dati arrivati da Kafka"</w:t>
+      </w:r>
+    </w:p>
+    <w:p>
+      <w:r>
+        <w:t xml:space="preserve">        ↓</w:t>
+      </w:r>
+    </w:p>
+    <w:p>
+      <w:proofErr w:type="spellStart"/>
+      <w:r>
+        <w:t>setWikiEventData</w:t>
+      </w:r>
+      <w:proofErr w:type="spellEnd"/>
+      <w:r>
+        <w:t>(...)</w:t>
+      </w:r>
+    </w:p>
+    <w:p>
+      <w:r>
+        <w:t xml:space="preserve">        ↓</w:t>
+      </w:r>
+    </w:p>
+    <w:p>
+      <w:proofErr w:type="spellStart"/>
+      <w:r>
+        <w:t>WikimediaData</w:t>
+      </w:r>
+      <w:proofErr w:type="spellEnd"/>
+    </w:p>
+    <w:p>
+      <w:r>
+        <w:t xml:space="preserve">        │</w:t>
+      </w:r>
+    </w:p>
+    <w:p>
+      <w:r>
+        <w:t xml:space="preserve">        └── </w:t>
+      </w:r>
+      <w:proofErr w:type="spellStart"/>
+      <w:r>
+        <w:t>wikiEventData</w:t>
+      </w:r>
+      <w:proofErr w:type="spellEnd"/>
+      <w:r>
+        <w:t xml:space="preserve"> = "dati arrivati da Kafka"</w:t>
+      </w:r>
+    </w:p>
+    <w:p>
+      <w:r>
+        <w:t>Ora l'oggetto contiene il dato che vuoi salvare.</w:t>
+      </w:r>
+    </w:p>
+    <w:p>
+      <w:r>
+        <w:pict w14:anchorId="5953B212">
+          <v:rect id="_x0000_i1125" style="width:0;height:1.5pt" o:hralign="center" o:hrstd="t" o:hr="t" fillcolor="#a0a0a0" stroked="f"/>
+        </w:pict>
+      </w:r>
+    </w:p>
+    <w:p>
+      <w:pPr>
+        <w:rPr>
+          <w:b/>
+          <w:bCs/>
+        </w:rPr>
+      </w:pPr>
+      <w:r>
+        <w:rPr>
+          <w:b/>
+          <w:bCs/>
+        </w:rPr>
+        <w:t>7. Salvataggio nel database</w:t>
+      </w:r>
+    </w:p>
+    <w:p>
+      <w:r>
+        <w:t>Infine:</w:t>
+      </w:r>
+    </w:p>
+    <w:p>
+      <w:proofErr w:type="spellStart"/>
+      <w:r>
+        <w:t>dataRepository.save</w:t>
+      </w:r>
+      <w:proofErr w:type="spellEnd"/>
+      <w:r>
+        <w:t>(</w:t>
+      </w:r>
+      <w:proofErr w:type="spellStart"/>
+      <w:r>
+        <w:t>wikimediaData</w:t>
+      </w:r>
+      <w:proofErr w:type="spellEnd"/>
+      <w:r>
+        <w:t>);</w:t>
+      </w:r>
+    </w:p>
+    <w:p>
+      <w:r>
+        <w:t>Qui entra in gioco il repository.</w:t>
+      </w:r>
+    </w:p>
+    <w:p>
+      <w:r>
+        <w:t>Gli passi:</w:t>
+      </w:r>
+    </w:p>
+    <w:p>
+      <w:proofErr w:type="spellStart"/>
+      <w:r>
+        <w:t>wikimediaData</w:t>
+      </w:r>
+      <w:proofErr w:type="spellEnd"/>
+    </w:p>
+    <w:p>
+      <w:r>
+        <w:t xml:space="preserve">e attraverso </w:t>
+      </w:r>
+      <w:proofErr w:type="spellStart"/>
+      <w:proofErr w:type="gramStart"/>
+      <w:r>
+        <w:t>save</w:t>
+      </w:r>
+      <w:proofErr w:type="spellEnd"/>
+      <w:r>
+        <w:t>(</w:t>
+      </w:r>
+      <w:proofErr w:type="gramEnd"/>
+      <w:r>
+        <w:t>) il dato viene salvato nel database.</w:t>
+      </w:r>
+    </w:p>
+    <w:p>
+      <w:r>
+        <w:t>Quindi:</w:t>
+      </w:r>
+    </w:p>
+    <w:p>
+      <w:proofErr w:type="spellStart"/>
+      <w:r>
+        <w:t>WikimediaData</w:t>
+      </w:r>
+      <w:proofErr w:type="spellEnd"/>
+    </w:p>
+    <w:p>
+      <w:r>
+        <w:t xml:space="preserve">     ↓</w:t>
+      </w:r>
+    </w:p>
+    <w:p>
+      <w:proofErr w:type="spellStart"/>
+      <w:r>
+        <w:t>dataRepository.save</w:t>
+      </w:r>
+      <w:proofErr w:type="spellEnd"/>
+      <w:r>
+        <w:t>(...)</w:t>
+      </w:r>
+    </w:p>
+    <w:p>
+      <w:r>
+        <w:t xml:space="preserve">     ↓</w:t>
+      </w:r>
+    </w:p>
+    <w:p>
+      <w:r>
+        <w:t>DATABASE</w:t>
+      </w:r>
+    </w:p>
+    <w:p>
+      <w:r>
+        <w:pict w14:anchorId="7AE33494">
+          <v:rect id="_x0000_i1126" style="width:0;height:1.5pt" o:hralign="center" o:hrstd="t" o:hr="t" fillcolor="#a0a0a0" stroked="f"/>
+        </w:pict>
+      </w:r>
+    </w:p>
+    <w:p>
+      <w:pPr>
+        <w:rPr>
+          <w:b/>
+          <w:bCs/>
+        </w:rPr>
+      </w:pPr>
+    </w:p>
+    <w:p>
+      <w:pPr>
+        <w:rPr>
+          <w:b/>
+          <w:bCs/>
+        </w:rPr>
+      </w:pPr>
+      <w:r>
+        <w:rPr>
+          <w:b/>
+          <w:bCs/>
+        </w:rPr>
+        <w:lastRenderedPageBreak/>
+        <w:t>TEORIA ESSENZIALE</w:t>
+      </w:r>
+    </w:p>
+    <w:p>
+      <w:r>
+        <w:t xml:space="preserve">Questa classe è molto interessante perché fa vedere bene il ruolo del </w:t>
+      </w:r>
+      <w:r>
+        <w:rPr>
+          <w:b/>
+          <w:bCs/>
+        </w:rPr>
+        <w:t>Consumer</w:t>
+      </w:r>
+      <w:r>
+        <w:t>.</w:t>
+      </w:r>
+    </w:p>
+    <w:p>
+      <w:r>
+        <w:t xml:space="preserve">Il Producer che abbiamo studiato prima </w:t>
+      </w:r>
+      <w:proofErr w:type="gramStart"/>
+      <w:r>
+        <w:t>faceva:</w:t>
+      </w:r>
+      <w:r>
+        <w:t xml:space="preserve">  </w:t>
+      </w:r>
+      <w:proofErr w:type="spellStart"/>
+      <w:r>
+        <w:t>kafkaTemplate.send</w:t>
+      </w:r>
+      <w:proofErr w:type="spellEnd"/>
+      <w:proofErr w:type="gramEnd"/>
+      <w:r>
+        <w:t>(</w:t>
+      </w:r>
+      <w:proofErr w:type="spellStart"/>
+      <w:r>
+        <w:t>topic</w:t>
+      </w:r>
+      <w:proofErr w:type="spellEnd"/>
+      <w:r>
+        <w:t xml:space="preserve">, </w:t>
+      </w:r>
+      <w:proofErr w:type="spellStart"/>
+      <w:r>
+        <w:t>messageEvent.getData</w:t>
+      </w:r>
+      <w:proofErr w:type="spellEnd"/>
+      <w:r>
+        <w:t>());</w:t>
+      </w:r>
+    </w:p>
+    <w:p>
+      <w:r>
+        <w:t>quindi:</w:t>
+      </w:r>
+    </w:p>
+    <w:p>
+      <w:pPr>
+        <w:spacing w:after="0"/>
+      </w:pPr>
+      <w:r>
+        <w:t>Wikimedia</w:t>
+      </w:r>
+    </w:p>
+    <w:p>
+      <w:pPr>
+        <w:spacing w:after="0"/>
+      </w:pPr>
+      <w:r>
+        <w:t xml:space="preserve">    ↓</w:t>
+      </w:r>
+    </w:p>
+    <w:p>
+      <w:pPr>
+        <w:spacing w:after="0"/>
+      </w:pPr>
+      <w:r>
+        <w:t>PRODUCER</w:t>
+      </w:r>
+    </w:p>
+    <w:p>
+      <w:pPr>
+        <w:spacing w:after="0"/>
+      </w:pPr>
+      <w:r>
+        <w:t xml:space="preserve">    ↓</w:t>
+      </w:r>
+    </w:p>
+    <w:p>
+      <w:pPr>
+        <w:spacing w:after="0"/>
+      </w:pPr>
+      <w:proofErr w:type="spellStart"/>
+      <w:r>
+        <w:t>KafkaTemplate.send</w:t>
+      </w:r>
+      <w:proofErr w:type="spellEnd"/>
+      <w:r>
+        <w:t>()</w:t>
+      </w:r>
+    </w:p>
+    <w:p>
+      <w:pPr>
+        <w:spacing w:after="0"/>
+      </w:pPr>
+      <w:r>
+        <w:t xml:space="preserve">    ↓</w:t>
+      </w:r>
+    </w:p>
+    <w:p>
+      <w:r>
+        <w:t>KAFKA</w:t>
+      </w:r>
+    </w:p>
+    <w:p>
+      <w:r>
+        <w:t>Adesso questo Consumer fa:</w:t>
+      </w:r>
+    </w:p>
+    <w:p>
+      <w:pPr>
+        <w:spacing w:after="0"/>
+      </w:pPr>
+      <w:r>
+        <w:t>@KafkaListener(...)</w:t>
+      </w:r>
+    </w:p>
+    <w:p>
+      <w:r>
+        <w:t xml:space="preserve">public </w:t>
+      </w:r>
+      <w:proofErr w:type="spellStart"/>
+      <w:r>
+        <w:t>void</w:t>
+      </w:r>
+      <w:proofErr w:type="spellEnd"/>
+      <w:r>
+        <w:t xml:space="preserve"> </w:t>
+      </w:r>
+      <w:proofErr w:type="spellStart"/>
+      <w:proofErr w:type="gramStart"/>
+      <w:r>
+        <w:t>consume</w:t>
+      </w:r>
+      <w:proofErr w:type="spellEnd"/>
+      <w:r>
+        <w:t>(</w:t>
+      </w:r>
+      <w:proofErr w:type="gramEnd"/>
+      <w:r>
+        <w:t xml:space="preserve">String </w:t>
+      </w:r>
+      <w:proofErr w:type="spellStart"/>
+      <w:r>
+        <w:t>eventMessage</w:t>
+      </w:r>
+      <w:proofErr w:type="spellEnd"/>
+      <w:r>
+        <w:t>)</w:t>
+      </w:r>
+    </w:p>
+    <w:p>
+      <w:r>
+        <w:t>quindi:</w:t>
+      </w:r>
+    </w:p>
+    <w:p>
+      <w:pPr>
+        <w:spacing w:after="0"/>
+      </w:pPr>
+      <w:r>
+        <w:t>KAFKA</w:t>
+      </w:r>
+    </w:p>
+    <w:p>
+      <w:pPr>
+        <w:spacing w:after="0"/>
+      </w:pPr>
+      <w:r>
+        <w:t xml:space="preserve">    ↓</w:t>
+      </w:r>
+    </w:p>
+    <w:p>
+      <w:pPr>
+        <w:spacing w:after="0"/>
+      </w:pPr>
+      <w:r>
+        <w:t>CONSUMER</w:t>
+      </w:r>
+    </w:p>
+    <w:p>
+      <w:pPr>
+        <w:spacing w:after="0"/>
+      </w:pPr>
+      <w:r>
+        <w:t xml:space="preserve">    ↓</w:t>
+      </w:r>
+    </w:p>
+    <w:p>
+      <w:pPr>
+        <w:spacing w:after="0"/>
+      </w:pPr>
+      <w:proofErr w:type="spellStart"/>
+      <w:proofErr w:type="gramStart"/>
+      <w:r>
+        <w:t>consume</w:t>
+      </w:r>
+      <w:proofErr w:type="spellEnd"/>
+      <w:r>
+        <w:t>(</w:t>
+      </w:r>
+      <w:proofErr w:type="gramEnd"/>
+      <w:r>
+        <w:t>)</w:t>
+      </w:r>
+    </w:p>
+    <w:p>
+      <w:pPr>
+        <w:spacing w:after="0"/>
+      </w:pPr>
+      <w:r>
+        <w:t xml:space="preserve">    ↓</w:t>
+      </w:r>
+    </w:p>
+    <w:p>
+      <w:pPr>
+        <w:spacing w:after="0"/>
+      </w:pPr>
+      <w:r>
+        <w:t>Repository</w:t>
+      </w:r>
+    </w:p>
+    <w:p>
+      <w:pPr>
+        <w:spacing w:after="0"/>
+      </w:pPr>
+      <w:r>
+        <w:t xml:space="preserve">    ↓</w:t>
+      </w:r>
+    </w:p>
+    <w:p>
+      <w:r>
+        <w:t>Database</w:t>
+      </w:r>
+    </w:p>
+    <w:p>
+      <w:pPr>
+        <w:spacing w:after="0"/>
+      </w:pPr>
+      <w:r>
+        <w:t>Mettendoli insieme:</w:t>
+      </w:r>
+    </w:p>
+    <w:p>
+      <w:pPr>
+        <w:spacing w:after="0"/>
+      </w:pPr>
+      <w:r>
+        <w:t xml:space="preserve">         PRODUCER</w:t>
+      </w:r>
+    </w:p>
+    <w:p>
+      <w:pPr>
+        <w:spacing w:after="0"/>
+      </w:pPr>
+      <w:r>
+        <w:t xml:space="preserve">            │</w:t>
+      </w:r>
+    </w:p>
+    <w:p>
+      <w:pPr>
+        <w:spacing w:after="0"/>
+      </w:pPr>
+      <w:r>
+        <w:t xml:space="preserve">Wikimedia → </w:t>
+      </w:r>
+      <w:proofErr w:type="spellStart"/>
+      <w:r>
+        <w:t>KafkaTemplate</w:t>
+      </w:r>
+      <w:proofErr w:type="spellEnd"/>
+    </w:p>
+    <w:p>
+      <w:pPr>
+        <w:spacing w:after="0"/>
+      </w:pPr>
+      <w:r>
+        <w:t xml:space="preserve">            │</w:t>
+      </w:r>
+    </w:p>
+    <w:p>
+      <w:pPr>
+        <w:spacing w:after="0"/>
+      </w:pPr>
+      <w:r>
+        <w:t xml:space="preserve">            </w:t>
+      </w:r>
+      <w:r>
+        <w:rPr>
+          <w:rFonts w:ascii="Arial" w:hAnsi="Arial" w:cs="Arial"/>
+        </w:rPr>
+        <w:t>▼</w:t>
+      </w:r>
+    </w:p>
+    <w:p>
+      <w:pPr>
+        <w:spacing w:after="0"/>
+      </w:pPr>
+      <w:r>
+        <w:t xml:space="preserve">          KAFKA</w:t>
+      </w:r>
+    </w:p>
+    <w:p>
+      <w:pPr>
+        <w:spacing w:after="0"/>
+      </w:pPr>
+      <w:r>
+        <w:t xml:space="preserve">            │</w:t>
+      </w:r>
+    </w:p>
+    <w:p>
+      <w:pPr>
+        <w:spacing w:after="0"/>
+      </w:pPr>
+      <w:r>
+        <w:t xml:space="preserve">            </w:t>
+      </w:r>
+      <w:r>
+        <w:rPr>
+          <w:rFonts w:ascii="Arial" w:hAnsi="Arial" w:cs="Arial"/>
+        </w:rPr>
+        <w:t>▼</w:t>
+      </w:r>
+    </w:p>
+    <w:p>
+      <w:pPr>
+        <w:spacing w:after="0"/>
+      </w:pPr>
+      <w:r>
+        <w:t xml:space="preserve">       @KafkaListener</w:t>
+      </w:r>
+    </w:p>
+    <w:p>
+      <w:pPr>
+        <w:spacing w:after="0"/>
+      </w:pPr>
+      <w:r>
+        <w:t xml:space="preserve">            │</w:t>
+      </w:r>
+    </w:p>
+    <w:p>
+      <w:pPr>
+        <w:spacing w:after="0"/>
+      </w:pPr>
+      <w:r>
+        <w:t xml:space="preserve">            </w:t>
+      </w:r>
+      <w:r>
+        <w:rPr>
+          <w:rFonts w:ascii="Arial" w:hAnsi="Arial" w:cs="Arial"/>
+        </w:rPr>
+        <w:t>▼</w:t>
+      </w:r>
+    </w:p>
+    <w:p>
+      <w:pPr>
+        <w:spacing w:after="0"/>
+      </w:pPr>
+      <w:r>
+        <w:t xml:space="preserve">         </w:t>
+      </w:r>
+      <w:proofErr w:type="spellStart"/>
+      <w:proofErr w:type="gramStart"/>
+      <w:r>
+        <w:t>consume</w:t>
+      </w:r>
+      <w:proofErr w:type="spellEnd"/>
+      <w:r>
+        <w:t>(</w:t>
+      </w:r>
+      <w:proofErr w:type="gramEnd"/>
+      <w:r>
+        <w:t>)</w:t>
+      </w:r>
+    </w:p>
+    <w:p>
+      <w:pPr>
+        <w:spacing w:after="0"/>
+      </w:pPr>
+      <w:r>
+        <w:t xml:space="preserve">            │</w:t>
+      </w:r>
+    </w:p>
+    <w:p>
+      <w:pPr>
+        <w:spacing w:after="0"/>
+      </w:pPr>
+      <w:r>
+        <w:t xml:space="preserve">            </w:t>
+      </w:r>
+      <w:r>
+        <w:rPr>
+          <w:rFonts w:ascii="Arial" w:hAnsi="Arial" w:cs="Arial"/>
+        </w:rPr>
+        <w:t>▼</w:t>
+      </w:r>
+    </w:p>
+    <w:p>
+      <w:pPr>
+        <w:spacing w:after="0"/>
+      </w:pPr>
+      <w:proofErr w:type="spellStart"/>
+      <w:r>
+        <w:t>WikimediaDataRepository</w:t>
+      </w:r>
+      <w:proofErr w:type="spellEnd"/>
+    </w:p>
+    <w:p>
+      <w:pPr>
+        <w:spacing w:after="0"/>
+      </w:pPr>
+      <w:r>
+        <w:t xml:space="preserve">            │</w:t>
+      </w:r>
+    </w:p>
+    <w:p>
+      <w:pPr>
+        <w:spacing w:after="0"/>
+      </w:pPr>
+      <w:r>
+        <w:t xml:space="preserve">            </w:t>
+      </w:r>
+      <w:r>
+        <w:rPr>
+          <w:rFonts w:ascii="Arial" w:hAnsi="Arial" w:cs="Arial"/>
+        </w:rPr>
+        <w:t>▼</w:t>
+      </w:r>
+    </w:p>
+    <w:p>
+      <w:pPr>
+        <w:spacing w:after="0"/>
+      </w:pPr>
+      <w:r>
+        <w:t xml:space="preserve">         DATABASE</w:t>
+      </w:r>
+    </w:p>
+    <w:p>
+      <w:r>
+        <w:pict w14:anchorId="7964FC03">
+          <v:rect id="_x0000_i1127" style="width:0;height:1.5pt" o:hralign="center" o:hrstd="t" o:hr="t" fillcolor="#a0a0a0" stroked="f"/>
+        </w:pict>
+      </w:r>
+    </w:p>
+    <w:p>
+      <w:pPr>
+        <w:rPr>
+          <w:b/>
+          <w:bCs/>
+        </w:rPr>
+      </w:pPr>
+      <w:r>
+        <w:rPr>
+          <w:b/>
+          <w:bCs/>
+        </w:rPr>
+        <w:lastRenderedPageBreak/>
+        <w:t>PERCHÉ</w:t>
+      </w:r>
+    </w:p>
+    <w:p>
+      <w:r>
+        <w:t xml:space="preserve">E qui puoi anche collegarti perfettamente alla slide precedente sulla </w:t>
+      </w:r>
+      <w:r>
+        <w:rPr>
+          <w:b/>
+          <w:bCs/>
+        </w:rPr>
+        <w:t>Event-</w:t>
+      </w:r>
+      <w:proofErr w:type="spellStart"/>
+      <w:r>
+        <w:rPr>
+          <w:b/>
+          <w:bCs/>
+        </w:rPr>
+        <w:t>Driven</w:t>
+      </w:r>
+      <w:proofErr w:type="spellEnd"/>
+      <w:r>
+        <w:rPr>
+          <w:b/>
+          <w:bCs/>
+        </w:rPr>
+        <w:t xml:space="preserve"> Architecture</w:t>
+      </w:r>
+      <w:r>
+        <w:t>.</w:t>
+      </w:r>
+    </w:p>
+    <w:p>
+      <w:r>
+        <w:t>Il Producer non deve dire direttamente:</w:t>
+      </w:r>
+      <w:r>
+        <w:t xml:space="preserve"> </w:t>
+      </w:r>
+      <w:r>
+        <w:t>"</w:t>
+      </w:r>
+      <w:proofErr w:type="spellStart"/>
+      <w:r>
+        <w:t>KafkaDatabaseConsumer</w:t>
+      </w:r>
+      <w:proofErr w:type="spellEnd"/>
+      <w:r>
+        <w:t>, salva questo dato nel database."</w:t>
+      </w:r>
+    </w:p>
+    <w:p>
+      <w:r>
+        <w:t>Il Producer fa semplicemente:</w:t>
+      </w:r>
+      <w:r>
+        <w:t xml:space="preserve"> </w:t>
+      </w:r>
+      <w:proofErr w:type="spellStart"/>
+      <w:r>
+        <w:t>kafkaTemplate.send</w:t>
+      </w:r>
+      <w:proofErr w:type="spellEnd"/>
+      <w:r>
+        <w:t>(...)</w:t>
+      </w:r>
+      <w:r>
+        <w:t xml:space="preserve"> </w:t>
+      </w:r>
+      <w:r>
+        <w:t>e pubblica il messaggio su Kafka.</w:t>
+      </w:r>
+    </w:p>
+    <w:p>
+      <w:r>
+        <w:t>Dall'altra parte il Consumer:</w:t>
+      </w:r>
+      <w:r>
+        <w:t xml:space="preserve"> </w:t>
+      </w:r>
+      <w:r>
+        <w:t>@KafkaListener(...)</w:t>
+      </w:r>
+    </w:p>
+    <w:p>
+      <w:r>
+        <w:t xml:space="preserve">ascolta quel </w:t>
+      </w:r>
+      <w:proofErr w:type="spellStart"/>
+      <w:r>
+        <w:t>topic</w:t>
+      </w:r>
+      <w:proofErr w:type="spellEnd"/>
+      <w:r>
+        <w:t xml:space="preserve"> e reagisce quando arriva il messaggio.</w:t>
+      </w:r>
+    </w:p>
+    <w:p>
+      <w:pPr>
+        <w:spacing w:after="0"/>
+      </w:pPr>
+      <w:r>
+        <w:t>Quindi:</w:t>
+      </w:r>
+    </w:p>
+    <w:p>
+      <w:pPr>
+        <w:spacing w:after="0"/>
+      </w:pPr>
+      <w:r>
+        <w:t>Producer</w:t>
+      </w:r>
+    </w:p>
+    <w:p>
+      <w:pPr>
+        <w:spacing w:after="0"/>
+      </w:pPr>
+      <w:r>
+        <w:t xml:space="preserve">   ↓</w:t>
+      </w:r>
+    </w:p>
+    <w:p>
+      <w:pPr>
+        <w:spacing w:after="0"/>
+      </w:pPr>
+      <w:r>
+        <w:t xml:space="preserve"> Kafka</w:t>
+      </w:r>
+    </w:p>
+    <w:p>
+      <w:pPr>
+        <w:spacing w:after="0"/>
+      </w:pPr>
+      <w:r>
+        <w:t xml:space="preserve">   ↓</w:t>
+      </w:r>
+    </w:p>
+    <w:p>
+      <w:r>
+        <w:t>Consumer</w:t>
+      </w:r>
+    </w:p>
+    <w:p>
+      <w:r>
+        <w:t xml:space="preserve">Il Producer e il Consumer sono quindi </w:t>
+      </w:r>
+      <w:r>
+        <w:rPr>
+          <w:b/>
+          <w:bCs/>
+        </w:rPr>
+        <w:t>disaccoppiati</w:t>
+      </w:r>
+      <w:r>
+        <w:t xml:space="preserve"> attraverso Kafka.</w:t>
+      </w:r>
+    </w:p>
+    <w:p>
+      <w:r>
+        <w:pict w14:anchorId="3224EECF">
+          <v:rect id="_x0000_i1128" style="width:0;height:1.5pt" o:hralign="center" o:hrstd="t" o:hr="t" fillcolor="#a0a0a0" stroked="f"/>
+        </w:pict>
+      </w:r>
+    </w:p>
+    <w:p>
+      <w:pPr>
+        <w:rPr>
+          <w:b/>
+          <w:bCs/>
+        </w:rPr>
+      </w:pPr>
+      <w:r>
+        <w:rPr>
+          <w:rFonts w:ascii="Segoe UI Emoji" w:hAnsi="Segoe UI Emoji" w:cs="Segoe UI Emoji"/>
+          <w:b/>
+          <w:bCs/>
+        </w:rPr>
+        <w:t>🎯</w:t>
+      </w:r>
+      <w:r>
+        <w:rPr>
+          <w:b/>
+          <w:bCs/>
+        </w:rPr>
+        <w:t xml:space="preserve"> COLLOQUIO</w:t>
+      </w:r>
+    </w:p>
+    <w:p>
+      <w:pPr>
+        <w:rPr>
+          <w:b/>
+          <w:bCs/>
+        </w:rPr>
+      </w:pPr>
+      <w:r>
+        <w:rPr>
+          <w:b/>
+          <w:bCs/>
+        </w:rPr>
+        <w:t xml:space="preserve">Cosa fa </w:t>
+      </w:r>
+      <w:proofErr w:type="spellStart"/>
+      <w:r>
+        <w:rPr>
+          <w:b/>
+          <w:bCs/>
+        </w:rPr>
+        <w:t>KafkaDatabaseConsumer</w:t>
+      </w:r>
+      <w:proofErr w:type="spellEnd"/>
+      <w:r>
+        <w:rPr>
+          <w:b/>
+          <w:bCs/>
+        </w:rPr>
+        <w:t>?</w:t>
+      </w:r>
+    </w:p>
+    <w:p>
+      <w:proofErr w:type="spellStart"/>
+      <w:r>
+        <w:t>KafkaDatabaseConsumer</w:t>
+      </w:r>
+      <w:proofErr w:type="spellEnd"/>
+      <w:r>
+        <w:t xml:space="preserve"> è un Consumer Spring Kafka che ascolta un </w:t>
+      </w:r>
+      <w:proofErr w:type="spellStart"/>
+      <w:r>
+        <w:t>topic</w:t>
+      </w:r>
+      <w:proofErr w:type="spellEnd"/>
+      <w:r>
+        <w:t xml:space="preserve"> tramite @KafkaListener. Quando riceve un messaggio, crea un oggetto </w:t>
+      </w:r>
+      <w:proofErr w:type="spellStart"/>
+      <w:r>
+        <w:t>WikimediaData</w:t>
+      </w:r>
+      <w:proofErr w:type="spellEnd"/>
+      <w:r>
+        <w:t xml:space="preserve">, inserisce al suo interno i dati dell'evento e utilizza </w:t>
+      </w:r>
+      <w:proofErr w:type="spellStart"/>
+      <w:r>
+        <w:t>WikimediaDataRepository</w:t>
+      </w:r>
+      <w:proofErr w:type="spellEnd"/>
+      <w:r>
+        <w:t xml:space="preserve"> per salvarlo nel database.</w:t>
+      </w:r>
+    </w:p>
+    <w:p>
+      <w:pPr>
+        <w:spacing w:after="0"/>
+        <w:rPr>
+          <w:b/>
+          <w:bCs/>
+        </w:rPr>
+      </w:pPr>
+      <w:r>
+        <w:rPr>
+          <w:b/>
+          <w:bCs/>
+        </w:rPr>
+        <w:t xml:space="preserve">Chi chiama </w:t>
+      </w:r>
+      <w:proofErr w:type="spellStart"/>
+      <w:proofErr w:type="gramStart"/>
+      <w:r>
+        <w:rPr>
+          <w:b/>
+          <w:bCs/>
+        </w:rPr>
+        <w:t>consume</w:t>
+      </w:r>
+      <w:proofErr w:type="spellEnd"/>
+      <w:r>
+        <w:rPr>
+          <w:b/>
+          <w:bCs/>
+        </w:rPr>
+        <w:t>(</w:t>
+      </w:r>
+      <w:proofErr w:type="gramEnd"/>
+      <w:r>
+        <w:rPr>
+          <w:b/>
+          <w:bCs/>
+        </w:rPr>
+        <w:t>)?</w:t>
+      </w:r>
+    </w:p>
+    <w:p>
+      <w:r>
+        <w:t xml:space="preserve">Non viene chiamato direttamente dal nostro codice. Spring Kafka monitora il </w:t>
+      </w:r>
+      <w:proofErr w:type="spellStart"/>
+      <w:r>
+        <w:t>topic</w:t>
+      </w:r>
+      <w:proofErr w:type="spellEnd"/>
+      <w:r>
+        <w:t xml:space="preserve"> configurato nel @KafkaListener e, quando arriva un nuovo messaggio, invoca automaticamente il metodo </w:t>
+      </w:r>
+      <w:proofErr w:type="spellStart"/>
+      <w:proofErr w:type="gramStart"/>
+      <w:r>
+        <w:t>consume</w:t>
+      </w:r>
+      <w:proofErr w:type="spellEnd"/>
+      <w:r>
+        <w:t>(</w:t>
+      </w:r>
+      <w:proofErr w:type="gramEnd"/>
+      <w:r>
+        <w:t>) passando il messaggio ricevuto.</w:t>
+      </w:r>
+    </w:p>
+    <w:p>
+      <w:pPr>
+        <w:spacing w:after="0"/>
+        <w:rPr>
+          <w:b/>
+          <w:bCs/>
+        </w:rPr>
+      </w:pPr>
+      <w:r>
+        <w:rPr>
+          <w:b/>
+          <w:bCs/>
+        </w:rPr>
+        <w:t xml:space="preserve">Perché serve </w:t>
+      </w:r>
+      <w:proofErr w:type="spellStart"/>
+      <w:r>
+        <w:rPr>
+          <w:b/>
+          <w:bCs/>
+        </w:rPr>
+        <w:t>WikimediaDataRepository</w:t>
+      </w:r>
+      <w:proofErr w:type="spellEnd"/>
+      <w:r>
+        <w:rPr>
+          <w:b/>
+          <w:bCs/>
+        </w:rPr>
+        <w:t>?</w:t>
+      </w:r>
+    </w:p>
+    <w:p>
+      <w:r>
+        <w:t xml:space="preserve">Serve per salvare nel database l'oggetto </w:t>
+      </w:r>
+      <w:proofErr w:type="spellStart"/>
+      <w:r>
+        <w:t>WikimediaData</w:t>
+      </w:r>
+      <w:proofErr w:type="spellEnd"/>
+      <w:r>
+        <w:t xml:space="preserve"> creato a partire dal messaggio Kafka.</w:t>
+      </w:r>
+    </w:p>
+    <w:p>
+      <w:pPr>
+        <w:rPr>
+          <w:b/>
+          <w:bCs/>
+        </w:rPr>
+      </w:pPr>
+      <w:r>
+        <w:rPr>
+          <w:rFonts w:ascii="Segoe UI Emoji" w:hAnsi="Segoe UI Emoji" w:cs="Segoe UI Emoji"/>
+          <w:b/>
+          <w:bCs/>
+        </w:rPr>
+        <w:t>🧠</w:t>
+      </w:r>
+      <w:r>
+        <w:rPr>
+          <w:b/>
+          <w:bCs/>
+        </w:rPr>
+        <w:t xml:space="preserve"> La cosa principale da ricordare</w:t>
+      </w:r>
+    </w:p>
+    <w:p>
+      <w:r>
+        <w:t xml:space="preserve">Questa classe fa essenzialmente </w:t>
+      </w:r>
+      <w:r>
+        <w:rPr>
+          <w:b/>
+          <w:bCs/>
+        </w:rPr>
+        <w:t>tre cose</w:t>
+      </w:r>
+      <w:r>
+        <w:t>:</w:t>
+      </w:r>
+    </w:p>
+    <w:p>
+      <w:pPr>
+        <w:spacing w:after="0"/>
+      </w:pPr>
+      <w:r>
+        <w:t>1️</w:t>
+      </w:r>
+      <w:r>
+        <w:rPr>
+          <w:rFonts w:ascii="Segoe UI Symbol" w:hAnsi="Segoe UI Symbol" w:cs="Segoe UI Symbol"/>
+        </w:rPr>
+        <w:t>⃣</w:t>
+      </w:r>
+      <w:r>
+        <w:t xml:space="preserve"> RICEVE</w:t>
+      </w:r>
+    </w:p>
+    <w:p>
+      <w:r>
+        <w:t xml:space="preserve">Kafka → @KafkaListener → </w:t>
+      </w:r>
+      <w:proofErr w:type="spellStart"/>
+      <w:r>
+        <w:t>eventMessage</w:t>
+      </w:r>
+      <w:proofErr w:type="spellEnd"/>
+    </w:p>
+    <w:p>
+      <w:pPr>
+        <w:spacing w:after="0"/>
+      </w:pPr>
+      <w:r>
+        <w:t>2️</w:t>
+      </w:r>
+      <w:r>
+        <w:rPr>
+          <w:rFonts w:ascii="Segoe UI Symbol" w:hAnsi="Segoe UI Symbol" w:cs="Segoe UI Symbol"/>
+        </w:rPr>
+        <w:t>⃣</w:t>
+      </w:r>
+      <w:r>
+        <w:t xml:space="preserve"> TRASFORMA</w:t>
+      </w:r>
+    </w:p>
+    <w:p>
+      <w:proofErr w:type="spellStart"/>
+      <w:r>
+        <w:t>eventMessage</w:t>
+      </w:r>
+      <w:proofErr w:type="spellEnd"/>
+      <w:r>
+        <w:t xml:space="preserve"> → </w:t>
+      </w:r>
+      <w:proofErr w:type="spellStart"/>
+      <w:r>
+        <w:t>WikimediaData</w:t>
+      </w:r>
+      <w:proofErr w:type="spellEnd"/>
+    </w:p>
+    <w:p>
+      <w:pPr>
+        <w:spacing w:after="0"/>
+      </w:pPr>
+      <w:r>
+        <w:t>3️</w:t>
+      </w:r>
+      <w:r>
+        <w:rPr>
+          <w:rFonts w:ascii="Segoe UI Symbol" w:hAnsi="Segoe UI Symbol" w:cs="Segoe UI Symbol"/>
+        </w:rPr>
+        <w:t>⃣</w:t>
+      </w:r>
+      <w:r>
+        <w:t xml:space="preserve"> SALVA</w:t>
+      </w:r>
+    </w:p>
+    <w:p>
+      <w:proofErr w:type="spellStart"/>
+      <w:r>
+        <w:t>WikimediaData</w:t>
+      </w:r>
+      <w:proofErr w:type="spellEnd"/>
+      <w:r>
+        <w:t xml:space="preserve"> → Repository → Database</w:t>
+      </w:r>
+    </w:p>
+    <w:p>
+      <w:r>
+        <w:t xml:space="preserve">Quindi bro, in una frase: </w:t>
+      </w:r>
+      <w:r>
+        <w:rPr>
+          <w:b/>
+          <w:bCs/>
+        </w:rPr>
+        <w:t>il Producer porta i dati da Wikimedia a Kafka; questo Consumer porta i dati da Kafka al database.</w:t>
+      </w:r>
+    </w:p>
+    <w:p/>
+    <w:p/>
+    <w:p>
+      <w:pPr>
+        <w:rPr>
+          <w:b/>
+          <w:bCs/>
+        </w:rPr>
+      </w:pPr>
+      <w:r>
+        <w:rPr>
+          <w:b/>
+          <w:bCs/>
+        </w:rPr>
+        <w:lastRenderedPageBreak/>
+        <w:t xml:space="preserve">Da dove arriva </w:t>
+      </w:r>
+      <w:proofErr w:type="spellStart"/>
+      <w:r>
+        <w:rPr>
+          <w:b/>
+          <w:bCs/>
+        </w:rPr>
+        <w:t>eventMessage</w:t>
+      </w:r>
+      <w:proofErr w:type="spellEnd"/>
+      <w:r>
+        <w:rPr>
+          <w:b/>
+          <w:bCs/>
+        </w:rPr>
+        <w:t>?</w:t>
+      </w:r>
+    </w:p>
+    <w:p>
+      <w:r>
+        <w:t>Questo invece arriva qui:</w:t>
+      </w:r>
+    </w:p>
+    <w:p>
+      <w:r>
+        <w:t>@</w:t>
+      </w:r>
+      <w:proofErr w:type="gramStart"/>
+      <w:r>
+        <w:t>KafkaListener(</w:t>
+      </w:r>
+      <w:proofErr w:type="gramEnd"/>
+      <w:r>
+        <w:t xml:space="preserve">topics = "${spring.kafka.topic.name}", </w:t>
+      </w:r>
+      <w:proofErr w:type="spellStart"/>
+      <w:r>
+        <w:t>groupId</w:t>
+      </w:r>
+      <w:proofErr w:type="spellEnd"/>
+      <w:r>
+        <w:t xml:space="preserve"> = "${</w:t>
+      </w:r>
+      <w:proofErr w:type="spellStart"/>
+      <w:proofErr w:type="gramStart"/>
+      <w:r>
+        <w:t>spring.kafka</w:t>
+      </w:r>
+      <w:proofErr w:type="gramEnd"/>
+      <w:r>
+        <w:t>.</w:t>
+      </w:r>
+      <w:proofErr w:type="gramStart"/>
+      <w:r>
+        <w:t>consumer.group</w:t>
+      </w:r>
+      <w:proofErr w:type="spellEnd"/>
+      <w:proofErr w:type="gramEnd"/>
+      <w:r>
+        <w:t>-id}")</w:t>
+      </w:r>
+    </w:p>
+    <w:p>
+      <w:pPr>
+        <w:spacing w:after="0"/>
+      </w:pPr>
+      <w:r>
+        <w:t xml:space="preserve">public </w:t>
+      </w:r>
+      <w:proofErr w:type="spellStart"/>
+      <w:r>
+        <w:t>void</w:t>
+      </w:r>
+      <w:proofErr w:type="spellEnd"/>
+      <w:r>
+        <w:t xml:space="preserve"> </w:t>
+      </w:r>
+      <w:proofErr w:type="spellStart"/>
+      <w:proofErr w:type="gramStart"/>
+      <w:r>
+        <w:t>consume</w:t>
+      </w:r>
+      <w:proofErr w:type="spellEnd"/>
+      <w:r>
+        <w:t>(</w:t>
+      </w:r>
+      <w:proofErr w:type="gramEnd"/>
+      <w:r>
+        <w:t xml:space="preserve">String </w:t>
+      </w:r>
+      <w:proofErr w:type="spellStart"/>
+      <w:r>
+        <w:t>eventMessage</w:t>
+      </w:r>
+      <w:proofErr w:type="spellEnd"/>
+      <w:r>
+        <w:t>) {</w:t>
+      </w:r>
+    </w:p>
+    <w:p>
+      <w:pPr>
+        <w:spacing w:after="0"/>
+      </w:pPr>
+      <w:r>
+        <w:t xml:space="preserve">                           ↑</w:t>
+      </w:r>
+    </w:p>
+    <w:p>
+      <w:proofErr w:type="spellStart"/>
+      <w:r>
+        <w:t>eventMessage</w:t>
+      </w:r>
+      <w:proofErr w:type="spellEnd"/>
+      <w:r>
+        <w:t xml:space="preserve"> è </w:t>
+      </w:r>
+      <w:r>
+        <w:rPr>
+          <w:b/>
+          <w:bCs/>
+        </w:rPr>
+        <w:t xml:space="preserve">il parametro del metodo </w:t>
+      </w:r>
+      <w:proofErr w:type="spellStart"/>
+      <w:proofErr w:type="gramStart"/>
+      <w:r>
+        <w:rPr>
+          <w:b/>
+          <w:bCs/>
+        </w:rPr>
+        <w:t>consume</w:t>
+      </w:r>
+      <w:proofErr w:type="spellEnd"/>
+      <w:r>
+        <w:rPr>
+          <w:b/>
+          <w:bCs/>
+        </w:rPr>
+        <w:t>(</w:t>
+      </w:r>
+      <w:proofErr w:type="gramEnd"/>
+      <w:r>
+        <w:rPr>
+          <w:b/>
+          <w:bCs/>
+        </w:rPr>
+        <w:t>)</w:t>
+      </w:r>
+      <w:r>
+        <w:t>.</w:t>
+      </w:r>
+    </w:p>
+    <w:p>
+      <w:r>
+        <w:t xml:space="preserve">Quando arriva un messaggio da Kafka, Spring Kafka chiama automaticamente </w:t>
+      </w:r>
+      <w:proofErr w:type="spellStart"/>
+      <w:proofErr w:type="gramStart"/>
+      <w:r>
+        <w:t>consume</w:t>
+      </w:r>
+      <w:proofErr w:type="spellEnd"/>
+      <w:r>
+        <w:t>(</w:t>
+      </w:r>
+      <w:proofErr w:type="gramEnd"/>
+      <w:r>
+        <w:t>) e gli passa il valore ricevuto.</w:t>
+      </w:r>
+    </w:p>
+    <w:p>
+      <w:r>
+        <w:t>Concettualmente:</w:t>
+      </w:r>
+    </w:p>
+    <w:p>
+      <w:r>
+        <w:t>KAFKA</w:t>
+      </w:r>
+    </w:p>
+    <w:p>
+      <w:r>
+        <w:t xml:space="preserve">  │</w:t>
+      </w:r>
+    </w:p>
+    <w:p>
+      <w:r>
+        <w:t xml:space="preserve">  │ arriva un messaggio</w:t>
+      </w:r>
+    </w:p>
+    <w:p>
+      <w:r>
+        <w:t xml:space="preserve">  </w:t>
+      </w:r>
+      <w:r>
+        <w:rPr>
+          <w:rFonts w:ascii="Arial" w:hAnsi="Arial" w:cs="Arial"/>
+        </w:rPr>
+        <w:t>▼</w:t>
+      </w:r>
+    </w:p>
+    <w:p>
+      <w:r>
+        <w:t>@KafkaListener</w:t>
+      </w:r>
+    </w:p>
+    <w:p>
+      <w:r>
+        <w:t xml:space="preserve">  │</w:t>
+      </w:r>
+    </w:p>
+    <w:p>
+      <w:r>
+        <w:t xml:space="preserve">  </w:t>
+      </w:r>
+      <w:r>
+        <w:rPr>
+          <w:rFonts w:ascii="Arial" w:hAnsi="Arial" w:cs="Arial"/>
+        </w:rPr>
+        <w:t>▼</w:t>
+      </w:r>
+    </w:p>
+    <w:p>
+      <w:proofErr w:type="spellStart"/>
+      <w:proofErr w:type="gramStart"/>
+      <w:r>
+        <w:t>consume</w:t>
+      </w:r>
+      <w:proofErr w:type="spellEnd"/>
+      <w:r>
+        <w:t>(</w:t>
+      </w:r>
+      <w:proofErr w:type="gramEnd"/>
+      <w:r>
+        <w:t xml:space="preserve">String </w:t>
+      </w:r>
+      <w:proofErr w:type="spellStart"/>
+      <w:r>
+        <w:t>eventMessage</w:t>
+      </w:r>
+      <w:proofErr w:type="spellEnd"/>
+      <w:r>
+        <w:t>)</w:t>
+      </w:r>
+    </w:p>
+    <w:p>
+      <w:r>
+        <w:t xml:space="preserve">               ↑</w:t>
+      </w:r>
+    </w:p>
+    <w:p>
+      <w:r>
+        <w:t xml:space="preserve">               │</w:t>
+      </w:r>
+    </w:p>
+    <w:p>
+      <w:r>
+        <w:t xml:space="preserve">       messaggio ricevuto</w:t>
+      </w:r>
+    </w:p>
+    <w:p>
+      <w:r>
+        <w:t>Quindi se Kafka contiene:</w:t>
+      </w:r>
+    </w:p>
+    <w:p>
+      <w:proofErr w:type="gramStart"/>
+      <w:r>
+        <w:t>"{ dati</w:t>
+      </w:r>
+      <w:proofErr w:type="gramEnd"/>
+      <w:r>
+        <w:t xml:space="preserve"> dell'evento </w:t>
+      </w:r>
+      <w:proofErr w:type="gramStart"/>
+      <w:r>
+        <w:t>Wikimedia }</w:t>
+      </w:r>
+      <w:proofErr w:type="gramEnd"/>
+      <w:r>
+        <w:t>"</w:t>
+      </w:r>
+    </w:p>
+    <w:p>
+      <w:r>
+        <w:t>Spring esegue concettualmente qualcosa equivalente a:</w:t>
+      </w:r>
+    </w:p>
+    <w:p>
+      <w:proofErr w:type="spellStart"/>
+      <w:proofErr w:type="gramStart"/>
+      <w:r>
+        <w:t>consume</w:t>
+      </w:r>
+      <w:proofErr w:type="spellEnd"/>
+      <w:r>
+        <w:t>("{ dati</w:t>
+      </w:r>
+      <w:proofErr w:type="gramEnd"/>
+      <w:r>
+        <w:t xml:space="preserve"> dell'evento </w:t>
+      </w:r>
+      <w:proofErr w:type="gramStart"/>
+      <w:r>
+        <w:t>Wikimedia }</w:t>
+      </w:r>
+      <w:proofErr w:type="gramEnd"/>
+      <w:r>
+        <w:t>");</w:t>
+      </w:r>
+    </w:p>
+    <w:p>
+      <w:r>
+        <w:t>e quindi:</w:t>
+      </w:r>
+    </w:p>
+    <w:p>
+      <w:proofErr w:type="spellStart"/>
+      <w:r>
+        <w:t>eventMessage</w:t>
+      </w:r>
+      <w:proofErr w:type="spellEnd"/>
+      <w:r>
+        <w:t xml:space="preserve"> = </w:t>
+      </w:r>
+      <w:proofErr w:type="gramStart"/>
+      <w:r>
+        <w:t>"{ dati</w:t>
+      </w:r>
+      <w:proofErr w:type="gramEnd"/>
+      <w:r>
+        <w:t xml:space="preserve"> dell'evento </w:t>
+      </w:r>
+      <w:proofErr w:type="gramStart"/>
+      <w:r>
+        <w:t>Wikimedia }</w:t>
+      </w:r>
+      <w:proofErr w:type="gramEnd"/>
+      <w:r>
+        <w:t>"</w:t>
+      </w:r>
+    </w:p>
+    <w:p>
+      <w:r>
+        <w:pict w14:anchorId="3AD58737">
+          <v:rect id="_x0000_i1145" style="width:0;height:1.5pt" o:hralign="center" o:hrstd="t" o:hr="t" fillcolor="#a0a0a0" stroked="f"/>
+        </w:pict>
+      </w:r>
+    </w:p>
+    <w:p>
+      <w:pPr>
+        <w:rPr>
+          <w:b/>
+          <w:bCs/>
+        </w:rPr>
+      </w:pPr>
+      <w:r>
+        <w:rPr>
+          <w:b/>
+          <w:bCs/>
+        </w:rPr>
+        <w:t>3. Adesso la riga diventa chiarissima</w:t>
+      </w:r>
+    </w:p>
+    <w:p>
+      <w:r>
+        <w:t>Hai:</w:t>
+      </w:r>
+    </w:p>
+    <w:p>
+      <w:proofErr w:type="spellStart"/>
+      <w:r>
+        <w:t>wikimediaData.setWikiEventData</w:t>
+      </w:r>
+      <w:proofErr w:type="spellEnd"/>
+      <w:r>
+        <w:t>(</w:t>
+      </w:r>
+      <w:proofErr w:type="spellStart"/>
+      <w:r>
+        <w:t>eventMessage</w:t>
+      </w:r>
+      <w:proofErr w:type="spellEnd"/>
+      <w:r>
+        <w:t>);</w:t>
+      </w:r>
+    </w:p>
+    <w:p>
+      <w:r>
+        <w:t>Significa:</w:t>
+      </w:r>
+    </w:p>
+    <w:p>
+      <w:r>
+        <w:t>Prendi il messaggio che ho appena ricevuto da Kafka (</w:t>
+      </w:r>
+      <w:proofErr w:type="spellStart"/>
+      <w:r>
+        <w:t>eventMessage</w:t>
+      </w:r>
+      <w:proofErr w:type="spellEnd"/>
+      <w:r>
+        <w:t xml:space="preserve">) e mettilo nel campo </w:t>
+      </w:r>
+      <w:proofErr w:type="spellStart"/>
+      <w:r>
+        <w:t>wikiEventData</w:t>
+      </w:r>
+      <w:proofErr w:type="spellEnd"/>
+      <w:r>
+        <w:t xml:space="preserve"> dell'oggetto </w:t>
+      </w:r>
+      <w:proofErr w:type="spellStart"/>
+      <w:r>
+        <w:t>wikimediaData</w:t>
+      </w:r>
+      <w:proofErr w:type="spellEnd"/>
+      <w:r>
+        <w:t>.</w:t>
+      </w:r>
+    </w:p>
+    <w:p>
+      <w:r>
+        <w:lastRenderedPageBreak/>
+        <w:t>Quindi:</w:t>
+      </w:r>
+    </w:p>
+    <w:p>
+      <w:r>
+        <w:t>KAFKA</w:t>
+      </w:r>
+    </w:p>
+    <w:p>
+      <w:r>
+        <w:t xml:space="preserve">  ↓</w:t>
+      </w:r>
+    </w:p>
+    <w:p>
+      <w:proofErr w:type="spellStart"/>
+      <w:r>
+        <w:t>eventMessage</w:t>
+      </w:r>
+      <w:proofErr w:type="spellEnd"/>
+    </w:p>
+    <w:p>
+      <w:r>
+        <w:t xml:space="preserve">  ↓</w:t>
+      </w:r>
+    </w:p>
+    <w:p>
+      <w:proofErr w:type="spellStart"/>
+      <w:r>
+        <w:t>setWikiEventData</w:t>
+      </w:r>
+      <w:proofErr w:type="spellEnd"/>
+      <w:r>
+        <w:t>(</w:t>
+      </w:r>
+      <w:proofErr w:type="spellStart"/>
+      <w:r>
+        <w:t>eventMessage</w:t>
+      </w:r>
+      <w:proofErr w:type="spellEnd"/>
+      <w:r>
+        <w:t>)</w:t>
+      </w:r>
+    </w:p>
+    <w:p>
+      <w:r>
+        <w:t xml:space="preserve">  ↓</w:t>
+      </w:r>
+    </w:p>
+    <w:p>
+      <w:proofErr w:type="spellStart"/>
+      <w:r>
+        <w:t>WikimediaData</w:t>
+      </w:r>
+      <w:proofErr w:type="spellEnd"/>
+    </w:p>
+    <w:p>
+      <w:r>
+        <w:t xml:space="preserve">  │</w:t>
+      </w:r>
+    </w:p>
+    <w:p>
+      <w:r>
+        <w:t xml:space="preserve">  └── </w:t>
+      </w:r>
+      <w:proofErr w:type="spellStart"/>
+      <w:r>
+        <w:t>wikiEventData</w:t>
+      </w:r>
+      <w:proofErr w:type="spellEnd"/>
+      <w:r>
+        <w:t xml:space="preserve"> = messaggio ricevuto</w:t>
+      </w:r>
+    </w:p>
+    <w:p>
+      <w:r>
+        <w:t>Poi:</w:t>
+      </w:r>
+    </w:p>
+    <w:p>
+      <w:proofErr w:type="spellStart"/>
+      <w:r>
+        <w:t>dataRepository.save</w:t>
+      </w:r>
+      <w:proofErr w:type="spellEnd"/>
+      <w:r>
+        <w:t>(</w:t>
+      </w:r>
+      <w:proofErr w:type="spellStart"/>
+      <w:r>
+        <w:t>wikimediaData</w:t>
+      </w:r>
+      <w:proofErr w:type="spellEnd"/>
+      <w:r>
+        <w:t>);</w:t>
+      </w:r>
+    </w:p>
+    <w:p>
+      <w:r>
+        <w:t>e salvi quell'oggetto nel database.</w:t>
+      </w:r>
+    </w:p>
+    <w:p>
+      <w:pPr>
+        <w:rPr>
+          <w:b/>
+          <w:bCs/>
+        </w:rPr>
+      </w:pPr>
+      <w:r>
+        <w:rPr>
+          <w:rFonts w:ascii="Segoe UI Emoji" w:hAnsi="Segoe UI Emoji" w:cs="Segoe UI Emoji"/>
+          <w:b/>
+          <w:bCs/>
+        </w:rPr>
+        <w:t>🎯</w:t>
+      </w:r>
+      <w:r>
+        <w:rPr>
+          <w:b/>
+          <w:bCs/>
+        </w:rPr>
+        <w:t xml:space="preserve"> COLLOQUIO</w:t>
+      </w:r>
+    </w:p>
+    <w:p>
+      <w:proofErr w:type="spellStart"/>
+      <w:r>
+        <w:t>eventMessage</w:t>
+      </w:r>
+      <w:proofErr w:type="spellEnd"/>
+      <w:r>
+        <w:t xml:space="preserve"> è il parametro del metodo annotato con @KafkaListener e contiene il messaggio ricevuto da Kafka. </w:t>
+      </w:r>
+      <w:proofErr w:type="spellStart"/>
+      <w:proofErr w:type="gramStart"/>
+      <w:r>
+        <w:t>setWikiEventData</w:t>
+      </w:r>
+      <w:proofErr w:type="spellEnd"/>
+      <w:r>
+        <w:t>(</w:t>
+      </w:r>
+      <w:proofErr w:type="gramEnd"/>
+      <w:r>
+        <w:t xml:space="preserve">) è invece il setter dell'oggetto </w:t>
+      </w:r>
+      <w:proofErr w:type="spellStart"/>
+      <w:r>
+        <w:t>WikimediaData</w:t>
+      </w:r>
+      <w:proofErr w:type="spellEnd"/>
+      <w:r>
+        <w:t xml:space="preserve"> e serve ad assegnare quel messaggio al campo </w:t>
+      </w:r>
+      <w:proofErr w:type="spellStart"/>
+      <w:r>
+        <w:t>wikiEventData</w:t>
+      </w:r>
+      <w:proofErr w:type="spellEnd"/>
+      <w:r>
+        <w:t xml:space="preserve"> prima di salvarlo nel database.</w:t>
+      </w:r>
+    </w:p>
+    <w:p>
+      <w:r>
+        <w:t>Quindi in forma super semplice:</w:t>
+      </w:r>
+    </w:p>
+    <w:p>
+      <w:proofErr w:type="spellStart"/>
+      <w:r>
+        <w:t>wikimediaData.setWikiEventData</w:t>
+      </w:r>
+      <w:proofErr w:type="spellEnd"/>
+      <w:r>
+        <w:t>(</w:t>
+      </w:r>
+      <w:proofErr w:type="spellStart"/>
+      <w:r>
+        <w:t>eventMessage</w:t>
+      </w:r>
+      <w:proofErr w:type="spellEnd"/>
+      <w:r>
+        <w:t>);</w:t>
+      </w:r>
+    </w:p>
+    <w:p>
+      <w:r>
+        <w:t xml:space="preserve">= </w:t>
+      </w:r>
+      <w:r>
+        <w:rPr>
+          <w:b/>
+          <w:bCs/>
+        </w:rPr>
+        <w:t>metti il messaggio ricevuto da Kafka dentro l'oggetto che poi salverò nel database.</w:t>
+      </w:r>
+    </w:p>
+    <w:p/>
+    <w:p>
+      <w:r>
+        <w:rPr>
+          <w:noProof/>
+        </w:rPr>
+        <w:drawing>
+          <wp:inline distT="0" distB="0" distL="0" distR="0" wp14:anchorId="2F1E544D" wp14:editId="6E604293">
+            <wp:extent cx="4397071" cy="2169337"/>
+            <wp:effectExtent l="0" t="0" r="3810" b="2540"/>
+            <wp:docPr id="843025571" name="Immagine 1"/>
+            <wp:cNvGraphicFramePr>
+              <a:graphicFrameLocks xmlns:a="http://schemas.openxmlformats.org/drawingml/2006/main" noChangeAspect="1"/>
+            </wp:cNvGraphicFramePr>
+            <a:graphic xmlns:a="http://schemas.openxmlformats.org/drawingml/2006/main">
+              <a:graphicData uri="http://schemas.openxmlformats.org/drawingml/2006/picture">
+                <pic:pic xmlns:pic="http://schemas.openxmlformats.org/drawingml/2006/picture">
+                  <pic:nvPicPr>
+                    <pic:cNvPr id="0" name="Picture 124"/>
+                    <pic:cNvPicPr>
+                      <a:picLocks noChangeAspect="1" noChangeArrowheads="1"/>
+                    </pic:cNvPicPr>
+                  </pic:nvPicPr>
+                  <pic:blipFill>
+                    <a:blip r:embed="rId4">
+                      <a:extLst>
+                        <a:ext uri="{28A0092B-C50C-407E-A947-70E740481C1C}">
+                          <a14:useLocalDpi xmlns:a14="http://schemas.microsoft.com/office/drawing/2010/main" val="0"/>
+                        </a:ext>
+                      </a:extLst>
+                    </a:blip>
+                    <a:srcRect/>
+                    <a:stretch>
+                      <a:fillRect/>
+                    </a:stretch>
+                  </pic:blipFill>
+                  <pic:spPr bwMode="auto">
+                    <a:xfrm>
+                      <a:off x="0" y="0"/>
+                      <a:ext cx="4415799" cy="2178577"/>
+                    </a:xfrm>
+                    <a:prstGeom prst="rect">
+                      <a:avLst/>
+                    </a:prstGeom>
+                    <a:noFill/>
+                    <a:ln>
+                      <a:noFill/>
+                    </a:ln>
+                  </pic:spPr>
+                </pic:pic>
+              </a:graphicData>
+            </a:graphic>
+          </wp:inline>
+        </w:drawing>
+      </w:r>
+    </w:p>
+    <w:p>
+      <w:pPr>
+        <w:rPr>
+          <w:b/>
+          <w:bCs/>
+        </w:rPr>
+      </w:pPr>
+      <w:r>
+        <w:rPr>
+          <w:b/>
+          <w:bCs/>
+        </w:rPr>
+        <w:t>COSA FA / COSA OTTIENE</w:t>
+      </w:r>
+    </w:p>
+    <w:p>
+      <w:r>
+        <w:t xml:space="preserve">La slide dice che una </w:t>
+      </w:r>
+      <w:r>
+        <w:rPr>
+          <w:b/>
+          <w:bCs/>
+        </w:rPr>
+        <w:t>Event-</w:t>
+      </w:r>
+      <w:proofErr w:type="spellStart"/>
+      <w:r>
+        <w:rPr>
+          <w:b/>
+          <w:bCs/>
+        </w:rPr>
+        <w:t>Driven</w:t>
+      </w:r>
+      <w:proofErr w:type="spellEnd"/>
+      <w:r>
+        <w:rPr>
+          <w:b/>
+          <w:bCs/>
+        </w:rPr>
+        <w:t xml:space="preserve"> Architecture</w:t>
+      </w:r>
+      <w:r>
+        <w:t xml:space="preserve"> è un'architettura in cui applicazioni separate comunicano tra loro attraverso </w:t>
+      </w:r>
+      <w:r>
+        <w:rPr>
+          <w:b/>
+          <w:bCs/>
+        </w:rPr>
+        <w:t>eventi o messaggi</w:t>
+      </w:r>
+      <w:r>
+        <w:t xml:space="preserve">, usando un </w:t>
+      </w:r>
+      <w:proofErr w:type="spellStart"/>
+      <w:r>
+        <w:rPr>
+          <w:b/>
+          <w:bCs/>
+        </w:rPr>
+        <w:t>message</w:t>
+      </w:r>
+      <w:proofErr w:type="spellEnd"/>
+      <w:r>
+        <w:rPr>
+          <w:b/>
+          <w:bCs/>
+        </w:rPr>
+        <w:t xml:space="preserve"> broker/event broker</w:t>
+      </w:r>
+      <w:r>
+        <w:t>, per esempio Kafka.</w:t>
+      </w:r>
+    </w:p>
+    <w:p/>
+    <w:p>
+      <w:r>
+        <w:lastRenderedPageBreak/>
+        <w:t>L'idea base è:</w:t>
+      </w:r>
+    </w:p>
+    <w:p>
+      <w:r>
+        <w:t>Applicazione A</w:t>
+      </w:r>
+    </w:p>
+    <w:p>
+      <w:r>
+        <w:t xml:space="preserve">   │</w:t>
+      </w:r>
+    </w:p>
+    <w:p>
+      <w:r>
+        <w:t xml:space="preserve">   │ pubblica un evento</w:t>
+      </w:r>
+    </w:p>
+    <w:p>
+      <w:r>
+        <w:t xml:space="preserve">   </w:t>
+      </w:r>
+      <w:r>
+        <w:rPr>
+          <w:rFonts w:ascii="Arial" w:hAnsi="Arial" w:cs="Arial"/>
+        </w:rPr>
+        <w:t>▼</w:t>
+      </w:r>
+    </w:p>
+    <w:p>
+      <w:r>
+        <w:t xml:space="preserve">   KAFKA</w:t>
+      </w:r>
+    </w:p>
+    <w:p>
+      <w:r>
+        <w:t xml:space="preserve">   │</w:t>
+      </w:r>
+    </w:p>
+    <w:p>
+      <w:r>
+        <w:t xml:space="preserve">   │ evento</w:t>
+      </w:r>
+    </w:p>
+    <w:p>
+      <w:r>
+        <w:t xml:space="preserve">   </w:t>
+      </w:r>
+      <w:r>
+        <w:rPr>
+          <w:rFonts w:ascii="Arial" w:hAnsi="Arial" w:cs="Arial"/>
+        </w:rPr>
+        <w:t>▼</w:t>
+      </w:r>
+    </w:p>
+    <w:p>
+      <w:r>
+        <w:t>Applicazione B</w:t>
+      </w:r>
+    </w:p>
+    <w:p>
+      <w:r>
+        <w:t xml:space="preserve">Quindi A e B </w:t>
+      </w:r>
+      <w:r>
+        <w:rPr>
+          <w:b/>
+          <w:bCs/>
+        </w:rPr>
+        <w:t>non devono comunicare direttamente tra loro</w:t>
+      </w:r>
+      <w:r>
+        <w:t>.</w:t>
+      </w:r>
+    </w:p>
+    <w:p>
+      <w:r>
+        <w:pict w14:anchorId="4F08035B">
+          <v:rect id="_x0000_i1192" style="width:0;height:1.5pt" o:hralign="center" o:hrstd="t" o:hr="t" fillcolor="#a0a0a0" stroked="f"/>
+        </w:pict>
+      </w:r>
+    </w:p>
+    <w:p>
+      <w:pPr>
+        <w:rPr>
+          <w:b/>
+          <w:bCs/>
+        </w:rPr>
+      </w:pPr>
+      <w:r>
+        <w:rPr>
+          <w:b/>
+          <w:bCs/>
+        </w:rPr>
+        <w:t>DEV — Facciamo un esempio</w:t>
+      </w:r>
+    </w:p>
+    <w:p>
+      <w:r>
+        <w:t>Immaginiamo due microservizi:</w:t>
+      </w:r>
+    </w:p>
+    <w:p>
+      <w:r>
+        <w:t>Order Service</w:t>
+      </w:r>
+    </w:p>
+    <w:p>
+      <w:r>
+        <w:t>Payment Service</w:t>
+      </w:r>
+    </w:p>
+    <w:p>
+      <w:r>
+        <w:t>Quando viene creato un ordine, Order Service potrebbe pubblicare un evento:</w:t>
+      </w:r>
+    </w:p>
+    <w:p>
+      <w:r>
+        <w:t>ORDER_CREATED</w:t>
+      </w:r>
+    </w:p>
+    <w:p>
+      <w:r>
+        <w:t>su Kafka:</w:t>
+      </w:r>
+    </w:p>
+    <w:p>
+      <w:pPr>
+        <w:spacing w:after="0"/>
+      </w:pPr>
+      <w:r>
+        <w:t>Order Service</w:t>
+      </w:r>
+    </w:p>
+    <w:p>
+      <w:pPr>
+        <w:spacing w:after="0"/>
+      </w:pPr>
+      <w:r>
+        <w:t xml:space="preserve">     │</w:t>
+      </w:r>
+    </w:p>
+    <w:p>
+      <w:pPr>
+        <w:spacing w:after="0"/>
+      </w:pPr>
+      <w:r>
+        <w:t xml:space="preserve">     │ ORDER_CREATED</w:t>
+      </w:r>
+    </w:p>
+    <w:p>
+      <w:pPr>
+        <w:spacing w:after="0"/>
+      </w:pPr>
+      <w:r>
+        <w:t xml:space="preserve">     </w:t>
+      </w:r>
+      <w:r>
+        <w:rPr>
+          <w:rFonts w:ascii="Arial" w:hAnsi="Arial" w:cs="Arial"/>
+        </w:rPr>
+        <w:t>▼</w:t>
+      </w:r>
+    </w:p>
+    <w:p>
+      <w:pPr>
+        <w:spacing w:after="0"/>
+      </w:pPr>
+      <w:r>
+        <w:t xml:space="preserve">   Kafka</w:t>
+      </w:r>
+    </w:p>
+    <w:p>
+      <w:pPr>
+        <w:spacing w:after="0"/>
+      </w:pPr>
+      <w:r>
+        <w:t xml:space="preserve">     │</w:t>
+      </w:r>
+    </w:p>
+    <w:p>
+      <w:pPr>
+        <w:spacing w:after="0"/>
+      </w:pPr>
+      <w:r>
+        <w:t xml:space="preserve">     </w:t>
+      </w:r>
+      <w:r>
+        <w:rPr>
+          <w:rFonts w:ascii="Arial" w:hAnsi="Arial" w:cs="Arial"/>
+        </w:rPr>
+        <w:t>▼</w:t>
+      </w:r>
+    </w:p>
+    <w:p>
+      <w:r>
+        <w:t>Payment Service</w:t>
+      </w:r>
+    </w:p>
+    <w:p>
+      <w:r>
+        <w:t>Payment Service è interessato a quell'evento, quindi lo riceve e può eseguire la propria logica.</w:t>
+      </w:r>
+    </w:p>
+    <w:p>
+      <w:r>
+        <w:t>Il punto importante è che:</w:t>
+      </w:r>
+      <w:r>
+        <w:t xml:space="preserve"> </w:t>
+      </w:r>
+      <w:r>
+        <w:t>Order Service</w:t>
+      </w:r>
+    </w:p>
+    <w:p>
+      <w:r>
+        <w:t>non deve necessariamente fare qualcosa tipo:</w:t>
+      </w:r>
+      <w:r>
+        <w:t xml:space="preserve"> </w:t>
+      </w:r>
+      <w:r>
+        <w:t>"Payment Service, esegui questa operazione!"</w:t>
+      </w:r>
+    </w:p>
+    <w:p>
+      <w:r>
+        <w:t>Pubblica semplicemente un evento:</w:t>
+      </w:r>
+    </w:p>
+    <w:p>
+      <w:r>
+        <w:rPr>
+          <w:b/>
+          <w:bCs/>
+        </w:rPr>
+        <w:t>"È successo questo: è stato creato un ordine."</w:t>
+      </w:r>
+    </w:p>
+    <w:p>
+      <w:r>
+        <w:t>Chi è interessato a quell'evento può consumarlo.</w:t>
+      </w:r>
+    </w:p>
+    <w:p>
+      <w:r>
+        <w:pict w14:anchorId="0175ACA1">
+          <v:rect id="_x0000_i1193" style="width:0;height:1.5pt" o:hralign="center" o:hrstd="t" o:hr="t" fillcolor="#a0a0a0" stroked="f"/>
+        </w:pict>
+      </w:r>
+    </w:p>
+    <w:p>
+      <w:pPr>
+        <w:rPr>
+          <w:b/>
+          <w:bCs/>
+        </w:rPr>
+      </w:pPr>
+      <w:r>
+        <w:rPr>
+          <w:b/>
+          <w:bCs/>
+        </w:rPr>
+        <w:lastRenderedPageBreak/>
+        <w:t>Applicazioni "</w:t>
+      </w:r>
+      <w:proofErr w:type="spellStart"/>
+      <w:r>
+        <w:rPr>
+          <w:b/>
+          <w:bCs/>
+        </w:rPr>
+        <w:t>decoupled</w:t>
+      </w:r>
+      <w:proofErr w:type="spellEnd"/>
+      <w:r>
+        <w:rPr>
+          <w:b/>
+          <w:bCs/>
+        </w:rPr>
+        <w:t>"</w:t>
+      </w:r>
+    </w:p>
+    <w:p>
+      <w:r>
+        <w:t>La slide parla di:</w:t>
+      </w:r>
+      <w:r>
+        <w:t xml:space="preserve"> </w:t>
+      </w:r>
+      <w:proofErr w:type="spellStart"/>
+      <w:r>
+        <w:rPr>
+          <w:b/>
+          <w:bCs/>
+        </w:rPr>
+        <w:t>decoupled</w:t>
+      </w:r>
+      <w:proofErr w:type="spellEnd"/>
+      <w:r>
+        <w:rPr>
+          <w:b/>
+          <w:bCs/>
+        </w:rPr>
+        <w:t xml:space="preserve"> </w:t>
+      </w:r>
+      <w:proofErr w:type="spellStart"/>
+      <w:r>
+        <w:rPr>
+          <w:b/>
+          <w:bCs/>
+        </w:rPr>
+        <w:t>applications</w:t>
+      </w:r>
+      <w:proofErr w:type="spellEnd"/>
+      <w:r>
+        <w:t xml:space="preserve"> </w:t>
+      </w:r>
+      <w:r>
+        <w:t xml:space="preserve">cioè applicazioni </w:t>
+      </w:r>
+      <w:r>
+        <w:rPr>
+          <w:b/>
+          <w:bCs/>
+        </w:rPr>
+        <w:t>disaccoppiate</w:t>
+      </w:r>
+      <w:r>
+        <w:t>.</w:t>
+      </w:r>
+    </w:p>
+    <w:p>
+      <w:r>
+        <w:t>Significa che il Producer non deve conoscere direttamente il Consumer.</w:t>
+      </w:r>
+    </w:p>
+    <w:p>
+      <w:pPr>
+        <w:spacing w:after="0"/>
+      </w:pPr>
+      <w:r>
+        <w:t>Con Kafka:</w:t>
+      </w:r>
+    </w:p>
+    <w:p>
+      <w:pPr>
+        <w:spacing w:after="0"/>
+      </w:pPr>
+      <w:r>
+        <w:t>Producer</w:t>
+      </w:r>
+    </w:p>
+    <w:p>
+      <w:pPr>
+        <w:spacing w:after="0"/>
+      </w:pPr>
+      <w:r>
+        <w:t xml:space="preserve">   │</w:t>
+      </w:r>
+    </w:p>
+    <w:p>
+      <w:pPr>
+        <w:spacing w:after="0"/>
+      </w:pPr>
+      <w:r>
+        <w:t xml:space="preserve">   </w:t>
+      </w:r>
+      <w:r>
+        <w:rPr>
+          <w:rFonts w:ascii="Arial" w:hAnsi="Arial" w:cs="Arial"/>
+        </w:rPr>
+        <w:t>▼</w:t>
+      </w:r>
+    </w:p>
+    <w:p>
+      <w:pPr>
+        <w:spacing w:after="0"/>
+      </w:pPr>
+      <w:r>
+        <w:t xml:space="preserve"> Kafka</w:t>
+      </w:r>
+    </w:p>
+    <w:p>
+      <w:pPr>
+        <w:spacing w:after="0"/>
+      </w:pPr>
+      <w:r>
+        <w:t xml:space="preserve">   │</w:t>
+      </w:r>
+    </w:p>
+    <w:p>
+      <w:pPr>
+        <w:spacing w:after="0"/>
+      </w:pPr>
+      <w:r>
+        <w:t xml:space="preserve">   </w:t>
+      </w:r>
+      <w:r>
+        <w:rPr>
+          <w:rFonts w:ascii="Arial" w:hAnsi="Arial" w:cs="Arial"/>
+        </w:rPr>
+        <w:t>▼</w:t>
+      </w:r>
+    </w:p>
+    <w:p>
+      <w:r>
+        <w:t>Consumer</w:t>
+      </w:r>
+    </w:p>
+    <w:p>
+      <w:r>
+        <w:t>Il Producer deve sapere dove pubblicare il messaggio, ma non deve necessariamente conoscere quale applicazione lo consumerà.</w:t>
+      </w:r>
+    </w:p>
+    <w:p>
+      <w:pPr>
+        <w:spacing w:after="0"/>
+      </w:pPr>
+      <w:r>
+        <w:t>Questo porta a quello che la slide chiama:</w:t>
+      </w:r>
+      <w:r>
+        <w:t xml:space="preserve"> </w:t>
+      </w:r>
+      <w:proofErr w:type="spellStart"/>
+      <w:r>
+        <w:rPr>
+          <w:b/>
+          <w:bCs/>
+        </w:rPr>
+        <w:t>loosely</w:t>
+      </w:r>
+      <w:proofErr w:type="spellEnd"/>
+      <w:r>
+        <w:rPr>
+          <w:b/>
+          <w:bCs/>
+        </w:rPr>
+        <w:t xml:space="preserve"> </w:t>
+      </w:r>
+      <w:proofErr w:type="spellStart"/>
+      <w:r>
+        <w:rPr>
+          <w:b/>
+          <w:bCs/>
+        </w:rPr>
+        <w:t>coupled</w:t>
+      </w:r>
+      <w:proofErr w:type="spellEnd"/>
+      <w:r>
+        <w:t xml:space="preserve"> </w:t>
+      </w:r>
+      <w:r>
+        <w:t xml:space="preserve">cioè </w:t>
+      </w:r>
+      <w:r>
+        <w:rPr>
+          <w:b/>
+          <w:bCs/>
+        </w:rPr>
+        <w:t>debolmente accoppiate</w:t>
+      </w:r>
+      <w:r>
+        <w:t>.</w:t>
+      </w:r>
+    </w:p>
+    <w:p>
+      <w:pPr>
+        <w:spacing w:after="0"/>
+      </w:pPr>
+      <w:r>
+        <w:pict w14:anchorId="1A6C458D">
+          <v:rect id="_x0000_i1194" style="width:0;height:1.5pt" o:hralign="center" o:hrstd="t" o:hr="t" fillcolor="#a0a0a0" stroked="f"/>
+        </w:pict>
+      </w:r>
+    </w:p>
+    <w:p>
+      <w:pPr>
+        <w:rPr>
+          <w:b/>
+          <w:bCs/>
+        </w:rPr>
+      </w:pPr>
+      <w:proofErr w:type="spellStart"/>
+      <w:r>
+        <w:rPr>
+          <w:b/>
+          <w:bCs/>
+        </w:rPr>
+        <w:t>Publish</w:t>
+      </w:r>
+      <w:proofErr w:type="spellEnd"/>
+      <w:r>
+        <w:rPr>
+          <w:b/>
+          <w:bCs/>
+        </w:rPr>
+        <w:t xml:space="preserve"> e </w:t>
+      </w:r>
+      <w:proofErr w:type="spellStart"/>
+      <w:r>
+        <w:rPr>
+          <w:b/>
+          <w:bCs/>
+        </w:rPr>
+        <w:t>Subscribe</w:t>
+      </w:r>
+      <w:proofErr w:type="spellEnd"/>
+    </w:p>
+    <w:p>
+      <w:r>
+        <w:t>La slide dice:</w:t>
+      </w:r>
+      <w:r>
+        <w:t xml:space="preserve"> </w:t>
+      </w:r>
+      <w:proofErr w:type="spellStart"/>
+      <w:r>
+        <w:t>applications</w:t>
+      </w:r>
+      <w:proofErr w:type="spellEnd"/>
+      <w:r>
+        <w:t xml:space="preserve"> can </w:t>
+      </w:r>
+      <w:proofErr w:type="spellStart"/>
+      <w:r>
+        <w:t>asynchronously</w:t>
+      </w:r>
+      <w:proofErr w:type="spellEnd"/>
+      <w:r>
+        <w:t xml:space="preserve"> </w:t>
+      </w:r>
+      <w:proofErr w:type="spellStart"/>
+      <w:r>
+        <w:rPr>
+          <w:b/>
+          <w:bCs/>
+        </w:rPr>
+        <w:t>publish</w:t>
+      </w:r>
+      <w:proofErr w:type="spellEnd"/>
+      <w:r>
+        <w:rPr>
+          <w:b/>
+          <w:bCs/>
+        </w:rPr>
+        <w:t xml:space="preserve"> and </w:t>
+      </w:r>
+      <w:proofErr w:type="spellStart"/>
+      <w:r>
+        <w:rPr>
+          <w:b/>
+          <w:bCs/>
+        </w:rPr>
+        <w:t>subscribe</w:t>
+      </w:r>
+      <w:proofErr w:type="spellEnd"/>
+      <w:r>
+        <w:rPr>
+          <w:b/>
+          <w:bCs/>
+        </w:rPr>
+        <w:t xml:space="preserve"> to events</w:t>
+      </w:r>
+    </w:p>
+    <w:p>
+      <w:r>
+        <w:t>Sono due concetti fondamentali.</w:t>
+      </w:r>
+    </w:p>
+    <w:p>
+      <w:proofErr w:type="spellStart"/>
+      <w:r>
+        <w:rPr>
+          <w:b/>
+          <w:bCs/>
+        </w:rPr>
+        <w:t>Publish</w:t>
+      </w:r>
+      <w:proofErr w:type="spellEnd"/>
+      <w:r>
+        <w:t xml:space="preserve"> significa pubblicare/inviare un evento.</w:t>
+      </w:r>
+    </w:p>
+    <w:p>
+      <w:r>
+        <w:t>Nel nostro progetto abbiamo già visto qualcosa di simile:</w:t>
+      </w:r>
+      <w:r>
+        <w:t xml:space="preserve"> </w:t>
+      </w:r>
+    </w:p>
+    <w:p>
+      <w:proofErr w:type="spellStart"/>
+      <w:r>
+        <w:t>kafkaTemplate.send</w:t>
+      </w:r>
+      <w:proofErr w:type="spellEnd"/>
+      <w:r>
+        <w:t>(</w:t>
+      </w:r>
+      <w:proofErr w:type="spellStart"/>
+      <w:r>
+        <w:t>topic</w:t>
+      </w:r>
+      <w:proofErr w:type="spellEnd"/>
+      <w:r>
+        <w:t xml:space="preserve">, </w:t>
+      </w:r>
+      <w:proofErr w:type="spellStart"/>
+      <w:r>
+        <w:t>messageEvent.getData</w:t>
+      </w:r>
+      <w:proofErr w:type="spellEnd"/>
+      <w:r>
+        <w:t>());</w:t>
+      </w:r>
+    </w:p>
+    <w:p>
+      <w:r>
+        <w:t>Il Producer sta pubblicando un messaggio su Kafka.</w:t>
+      </w:r>
+    </w:p>
+    <w:p>
+      <w:proofErr w:type="spellStart"/>
+      <w:r>
+        <w:rPr>
+          <w:b/>
+          <w:bCs/>
+        </w:rPr>
+        <w:t>Subscribe</w:t>
+      </w:r>
+      <w:proofErr w:type="spellEnd"/>
+      <w:r>
+        <w:t xml:space="preserve"> significa invece essere interessati e ascoltare determinati eventi.</w:t>
+      </w:r>
+    </w:p>
+    <w:p>
+      <w:r>
+        <w:t>Abbiamo già visto:</w:t>
+      </w:r>
+    </w:p>
+    <w:p>
+      <w:pPr>
+        <w:spacing w:after="0"/>
+      </w:pPr>
+      <w:r>
+        <w:t>@</w:t>
+      </w:r>
+      <w:proofErr w:type="gramStart"/>
+      <w:r>
+        <w:t>KafkaListener(</w:t>
+      </w:r>
+      <w:proofErr w:type="gramEnd"/>
+      <w:r>
+        <w:t>topics = "</w:t>
+      </w:r>
+      <w:proofErr w:type="spellStart"/>
+      <w:r>
+        <w:t>javaguides</w:t>
+      </w:r>
+      <w:proofErr w:type="spellEnd"/>
+      <w:r>
+        <w:t xml:space="preserve">", </w:t>
+      </w:r>
+      <w:proofErr w:type="spellStart"/>
+      <w:r>
+        <w:t>groupId</w:t>
+      </w:r>
+      <w:proofErr w:type="spellEnd"/>
+      <w:r>
+        <w:t xml:space="preserve"> = "</w:t>
+      </w:r>
+      <w:proofErr w:type="spellStart"/>
+      <w:r>
+        <w:t>myGroup</w:t>
+      </w:r>
+      <w:proofErr w:type="spellEnd"/>
+      <w:r>
+        <w:t>")</w:t>
+      </w:r>
+    </w:p>
+    <w:p>
+      <w:pPr>
+        <w:spacing w:after="0"/>
+      </w:pPr>
+      <w:r>
+        <w:t xml:space="preserve">public </w:t>
+      </w:r>
+      <w:proofErr w:type="spellStart"/>
+      <w:r>
+        <w:t>void</w:t>
+      </w:r>
+      <w:proofErr w:type="spellEnd"/>
+      <w:r>
+        <w:t xml:space="preserve"> </w:t>
+      </w:r>
+      <w:proofErr w:type="spellStart"/>
+      <w:proofErr w:type="gramStart"/>
+      <w:r>
+        <w:t>consume</w:t>
+      </w:r>
+      <w:proofErr w:type="spellEnd"/>
+      <w:r>
+        <w:t>(</w:t>
+      </w:r>
+      <w:proofErr w:type="gramEnd"/>
+      <w:r>
+        <w:t xml:space="preserve">String </w:t>
+      </w:r>
+      <w:proofErr w:type="spellStart"/>
+      <w:r>
+        <w:t>message</w:t>
+      </w:r>
+      <w:proofErr w:type="spellEnd"/>
+      <w:r>
+        <w:t>) {</w:t>
+      </w:r>
+    </w:p>
+    <w:p>
+      <w:pPr>
+        <w:spacing w:after="0"/>
+      </w:pPr>
+      <w:r>
+        <w:t xml:space="preserve">    ...</w:t>
+      </w:r>
+    </w:p>
+    <w:p>
+      <w:r>
+        <w:t>}</w:t>
+      </w:r>
+    </w:p>
+    <w:p>
+      <w:pPr>
+        <w:spacing w:after="0"/>
+      </w:pPr>
+      <w:r>
+        <w:t>Quindi puoi collegare la teoria della slide a quello che hai già studiato:</w:t>
+      </w:r>
+    </w:p>
+    <w:p>
+      <w:pPr>
+        <w:spacing w:after="0"/>
+      </w:pPr>
+      <w:r>
+        <w:t>PUBLISH</w:t>
+      </w:r>
+    </w:p>
+    <w:p>
+      <w:pPr>
+        <w:spacing w:after="0"/>
+      </w:pPr>
+      <w:r>
+        <w:t xml:space="preserve">   ↓</w:t>
+      </w:r>
+    </w:p>
+    <w:p>
+      <w:pPr>
+        <w:spacing w:after="0"/>
+      </w:pPr>
+      <w:proofErr w:type="spellStart"/>
+      <w:r>
+        <w:t>KafkaTemplate.send</w:t>
+      </w:r>
+      <w:proofErr w:type="spellEnd"/>
+      <w:r>
+        <w:t>()</w:t>
+      </w:r>
+    </w:p>
+    <w:p>
+      <w:pPr>
+        <w:spacing w:after="0"/>
+      </w:pPr>
+      <w:r>
+        <w:t xml:space="preserve">   ↓</w:t>
+      </w:r>
+    </w:p>
+    <w:p>
+      <w:pPr>
+        <w:spacing w:after="0"/>
+      </w:pPr>
+      <w:r>
+        <w:t>KAFKA</w:t>
+      </w:r>
+    </w:p>
+    <w:p>
+      <w:pPr>
+        <w:spacing w:after="0"/>
+      </w:pPr>
+      <w:r>
+        <w:t xml:space="preserve">   ↓</w:t>
+      </w:r>
+    </w:p>
+    <w:p>
+      <w:pPr>
+        <w:spacing w:after="0"/>
+      </w:pPr>
+      <w:r>
+        <w:t>SUBSCRIBE</w:t>
+      </w:r>
+    </w:p>
+    <w:p>
+      <w:pPr>
+        <w:spacing w:after="0"/>
+      </w:pPr>
+      <w:r>
+        <w:t xml:space="preserve">   ↓</w:t>
+      </w:r>
+    </w:p>
+    <w:p>
+      <w:pPr>
+        <w:spacing w:after="0"/>
+      </w:pPr>
+      <w:r>
+        <w:t>@KafkaListener</w:t>
+      </w:r>
+    </w:p>
+    <w:p>
+      <w:r>
+        <w:pict w14:anchorId="46B4FA61">
+          <v:rect id="_x0000_i1195" style="width:0;height:1.5pt" o:hralign="center" o:hrstd="t" o:hr="t" fillcolor="#a0a0a0" stroked="f"/>
+        </w:pict>
+      </w:r>
+    </w:p>
+    <w:p>
+      <w:pPr>
+        <w:rPr>
+          <w:b/>
+          <w:bCs/>
+        </w:rPr>
+      </w:pPr>
+    </w:p>
+    <w:p>
+      <w:pPr>
+        <w:rPr>
+          <w:b/>
+          <w:bCs/>
+        </w:rPr>
+      </w:pPr>
+      <w:r>
+        <w:rPr>
+          <w:b/>
+          <w:bCs/>
+        </w:rPr>
+        <w:lastRenderedPageBreak/>
+        <w:t>TEORIA ESSENZIALE — Comunicazione asincrona</w:t>
+      </w:r>
+    </w:p>
+    <w:p>
+      <w:r>
+        <w:t>La slide dice anche:</w:t>
+      </w:r>
+    </w:p>
+    <w:p>
+      <w:r>
+        <w:t>Event-</w:t>
+      </w:r>
+      <w:proofErr w:type="spellStart"/>
+      <w:r>
+        <w:t>driven</w:t>
+      </w:r>
+      <w:proofErr w:type="spellEnd"/>
+      <w:r>
+        <w:t xml:space="preserve"> </w:t>
+      </w:r>
+      <w:proofErr w:type="spellStart"/>
+      <w:r>
+        <w:t>architecture</w:t>
+      </w:r>
+      <w:proofErr w:type="spellEnd"/>
+      <w:r>
+        <w:t xml:space="preserve"> </w:t>
+      </w:r>
+      <w:proofErr w:type="spellStart"/>
+      <w:r>
+        <w:t>is</w:t>
+      </w:r>
+      <w:proofErr w:type="spellEnd"/>
+      <w:r>
+        <w:t xml:space="preserve"> </w:t>
+      </w:r>
+      <w:proofErr w:type="spellStart"/>
+      <w:r>
+        <w:t>often</w:t>
+      </w:r>
+      <w:proofErr w:type="spellEnd"/>
+      <w:r>
+        <w:t xml:space="preserve"> </w:t>
+      </w:r>
+      <w:proofErr w:type="spellStart"/>
+      <w:r>
+        <w:t>referred</w:t>
+      </w:r>
+      <w:proofErr w:type="spellEnd"/>
+      <w:r>
+        <w:t xml:space="preserve"> to </w:t>
+      </w:r>
+      <w:proofErr w:type="spellStart"/>
+      <w:r>
+        <w:t>as</w:t>
+      </w:r>
+      <w:proofErr w:type="spellEnd"/>
+      <w:r>
+        <w:t xml:space="preserve"> "</w:t>
+      </w:r>
+      <w:proofErr w:type="spellStart"/>
+      <w:r>
+        <w:t>asynchronous</w:t>
+      </w:r>
+      <w:proofErr w:type="spellEnd"/>
+      <w:r>
+        <w:t xml:space="preserve">" </w:t>
+      </w:r>
+      <w:proofErr w:type="spellStart"/>
+      <w:r>
+        <w:t>communication</w:t>
+      </w:r>
+      <w:proofErr w:type="spellEnd"/>
+      <w:r>
+        <w:t>.</w:t>
+      </w:r>
+    </w:p>
+    <w:p>
+      <w:r>
+        <w:t xml:space="preserve">Questo significa che normalmente il Producer </w:t>
+      </w:r>
+      <w:r>
+        <w:rPr>
+          <w:b/>
+          <w:bCs/>
+        </w:rPr>
+        <w:t>pubblica l'evento senza dover fare una comunicazione diretta col Consumer e aspettare che quel Consumer completi il proprio lavoro</w:t>
+      </w:r>
+      <w:r>
+        <w:t>.</w:t>
+      </w:r>
+    </w:p>
+    <w:p>
+      <w:r>
+        <w:t>Concettualmente:</w:t>
+      </w:r>
+    </w:p>
+    <w:p>
+      <w:r>
+        <w:t>Producer</w:t>
+      </w:r>
+    </w:p>
+    <w:p>
+      <w:r>
+        <w:t xml:space="preserve">   │</w:t>
+      </w:r>
+    </w:p>
+    <w:p>
+      <w:r>
+        <w:t xml:space="preserve">   │ pubblica evento</w:t>
+      </w:r>
+    </w:p>
+    <w:p>
+      <w:r>
+        <w:t xml:space="preserve">   </w:t>
+      </w:r>
+      <w:r>
+        <w:rPr>
+          <w:rFonts w:ascii="Arial" w:hAnsi="Arial" w:cs="Arial"/>
+        </w:rPr>
+        <w:t>▼</w:t>
+      </w:r>
+    </w:p>
+    <w:p>
+      <w:r>
+        <w:t xml:space="preserve"> Kafka</w:t>
+      </w:r>
+    </w:p>
+    <w:p>
+      <w:r>
+        <w:t xml:space="preserve">   │</w:t>
+      </w:r>
+    </w:p>
+    <w:p>
+      <w:r>
+        <w:t xml:space="preserve">   │</w:t>
+      </w:r>
+    </w:p>
+    <w:p>
+      <w:r>
+        <w:t xml:space="preserve">   └──────────────→ Consumer</w:t>
+      </w:r>
+    </w:p>
+    <w:p>
+      <w:r>
+        <w:t>Kafka fa quindi da intermediario tra le applicazioni.</w:t>
+      </w:r>
+    </w:p>
+    <w:p>
+      <w:r>
+        <w:t>Ed è per questo che nella slide trovi:</w:t>
+      </w:r>
+    </w:p>
+    <w:p>
+      <w:r>
+        <w:rPr>
+          <w:b/>
+          <w:bCs/>
+        </w:rPr>
+        <w:t xml:space="preserve">event broker / </w:t>
+      </w:r>
+      <w:proofErr w:type="spellStart"/>
+      <w:r>
+        <w:rPr>
+          <w:b/>
+          <w:bCs/>
+        </w:rPr>
+        <w:t>message</w:t>
+      </w:r>
+      <w:proofErr w:type="spellEnd"/>
+      <w:r>
+        <w:rPr>
+          <w:b/>
+          <w:bCs/>
+        </w:rPr>
+        <w:t xml:space="preserve"> broker</w:t>
+      </w:r>
+    </w:p>
+    <w:p>
+      <w:r>
+        <w:t>Kafka svolge proprio questo ruolo nell'architettura che stai studiando.</w:t>
+      </w:r>
+    </w:p>
+    <w:p>
+      <w:r>
+        <w:pict w14:anchorId="27F63D82">
+          <v:rect id="_x0000_i1196" style="width:0;height:1.5pt" o:hralign="center" o:hrstd="t" o:hr="t" fillcolor="#a0a0a0" stroked="f"/>
+        </w:pict>
+      </w:r>
+    </w:p>
+    <w:p>
+      <w:pPr>
+        <w:rPr>
+          <w:b/>
+          <w:bCs/>
+        </w:rPr>
+      </w:pPr>
+      <w:r>
+        <w:rPr>
+          <w:b/>
+          <w:bCs/>
+        </w:rPr>
+        <w:t>Non dipende dal linguaggio</w:t>
+      </w:r>
+    </w:p>
+    <w:p>
+      <w:r>
+        <w:t>La slide specifica anche che Event-</w:t>
+      </w:r>
+      <w:proofErr w:type="spellStart"/>
+      <w:r>
+        <w:t>Driven</w:t>
+      </w:r>
+      <w:proofErr w:type="spellEnd"/>
+      <w:r>
+        <w:t xml:space="preserve"> non è una caratteristica di Java.</w:t>
+      </w:r>
+    </w:p>
+    <w:p>
+      <w:r>
+        <w:t>Puoi avere, per esempio:</w:t>
+      </w:r>
+    </w:p>
+    <w:p>
+      <w:r>
+        <w:t>Applicazione Java</w:t>
+      </w:r>
+    </w:p>
+    <w:p>
+      <w:r>
+        <w:t xml:space="preserve">       │</w:t>
+      </w:r>
+    </w:p>
+    <w:p>
+      <w:r>
+        <w:t xml:space="preserve">       </w:t>
+      </w:r>
+      <w:r>
+        <w:rPr>
+          <w:rFonts w:ascii="Arial" w:hAnsi="Arial" w:cs="Arial"/>
+        </w:rPr>
+        <w:t>▼</w:t>
+      </w:r>
+    </w:p>
+    <w:p>
+      <w:r>
+        <w:t xml:space="preserve">     Kafka</w:t>
+      </w:r>
+    </w:p>
+    <w:p>
+      <w:r>
+        <w:t xml:space="preserve">       │</w:t>
+      </w:r>
+    </w:p>
+    <w:p>
+      <w:r>
+        <w:t xml:space="preserve">       </w:t>
+      </w:r>
+      <w:r>
+        <w:rPr>
+          <w:rFonts w:ascii="Arial" w:hAnsi="Arial" w:cs="Arial"/>
+        </w:rPr>
+        <w:t>▼</w:t>
+      </w:r>
+    </w:p>
+    <w:p>
+      <w:r>
+        <w:t>Applicazione Python</w:t>
+      </w:r>
+    </w:p>
+    <w:p>
+      <w:r>
+        <w:t>L'Event-</w:t>
+      </w:r>
+      <w:proofErr w:type="spellStart"/>
+      <w:r>
+        <w:t>Driven</w:t>
+      </w:r>
+      <w:proofErr w:type="spellEnd"/>
+      <w:r>
+        <w:t xml:space="preserve"> Architecture è un </w:t>
+      </w:r>
+      <w:r>
+        <w:rPr>
+          <w:b/>
+          <w:bCs/>
+        </w:rPr>
+        <w:t>approccio architetturale</w:t>
+      </w:r>
+      <w:r>
+        <w:t>, non un linguaggio di programmazione.</w:t>
+      </w:r>
+    </w:p>
+    <w:p>
+      <w:r>
+        <w:pict w14:anchorId="2CA2735A">
+          <v:rect id="_x0000_i1197" style="width:0;height:1.5pt" o:hralign="center" o:hrstd="t" o:hr="t" fillcolor="#a0a0a0" stroked="f"/>
+        </w:pict>
+      </w:r>
+    </w:p>
+    <w:p>
+      <w:pPr>
+        <w:rPr>
+          <w:b/>
+          <w:bCs/>
+        </w:rPr>
+      </w:pPr>
+    </w:p>
+    <w:p>
+      <w:pPr>
+        <w:rPr>
+          <w:b/>
+          <w:bCs/>
+        </w:rPr>
+      </w:pPr>
+      <w:r>
+        <w:rPr>
+          <w:b/>
+          <w:bCs/>
+        </w:rPr>
+        <w:lastRenderedPageBreak/>
+        <w:t>PERCHÉ</w:t>
+      </w:r>
+    </w:p>
+    <w:p>
+      <w:r>
+        <w:t xml:space="preserve">Il vantaggio concettuale mostrato dalla slide è soprattutto il </w:t>
+      </w:r>
+      <w:r>
+        <w:rPr>
+          <w:b/>
+          <w:bCs/>
+        </w:rPr>
+        <w:t>disaccoppiamento</w:t>
+      </w:r>
+      <w:r>
+        <w:t>.</w:t>
+      </w:r>
+    </w:p>
+    <w:p>
+      <w:r>
+        <w:t>Senza broker avresti una comunicazione più diretta:</w:t>
+      </w:r>
+    </w:p>
+    <w:p>
+      <w:r>
+        <w:t>Applicazione A ──────→ Applicazione B</w:t>
+      </w:r>
+    </w:p>
+    <w:p>
+      <w:r>
+        <w:t>Con un'architettura event-</w:t>
+      </w:r>
+      <w:proofErr w:type="spellStart"/>
+      <w:r>
+        <w:t>driven</w:t>
+      </w:r>
+      <w:proofErr w:type="spellEnd"/>
+      <w:r>
+        <w:t>:</w:t>
+      </w:r>
+    </w:p>
+    <w:p>
+      <w:r>
+        <w:t>Applicazione A</w:t>
+      </w:r>
+    </w:p>
+    <w:p>
+      <w:r>
+        <w:t xml:space="preserve">      │</w:t>
+      </w:r>
+    </w:p>
+    <w:p>
+      <w:r>
+        <w:t xml:space="preserve">      </w:t>
+      </w:r>
+      <w:r>
+        <w:rPr>
+          <w:rFonts w:ascii="Arial" w:hAnsi="Arial" w:cs="Arial"/>
+        </w:rPr>
+        <w:t>▼</w:t>
+      </w:r>
+    </w:p>
+    <w:p>
+      <w:r>
+        <w:t xml:space="preserve">    Kafka</w:t>
+      </w:r>
+    </w:p>
+    <w:p>
+      <w:r>
+        <w:t xml:space="preserve">      │</w:t>
+      </w:r>
+    </w:p>
+    <w:p>
+      <w:r>
+        <w:t xml:space="preserve">      </w:t>
+      </w:r>
+      <w:r>
+        <w:rPr>
+          <w:rFonts w:ascii="Arial" w:hAnsi="Arial" w:cs="Arial"/>
+        </w:rPr>
+        <w:t>▼</w:t>
+      </w:r>
+    </w:p>
+    <w:p>
+      <w:r>
+        <w:t>Applicazione B</w:t>
+      </w:r>
+    </w:p>
+    <w:p>
+      <w:r>
+        <w:t>A pubblica l'evento sul broker e B lo riceve.</w:t>
+      </w:r>
+    </w:p>
+    <w:p>
+      <w:pPr>
+        <w:spacing w:after="0"/>
+      </w:pPr>
+      <w:r>
+        <w:t xml:space="preserve">Quindi le applicazioni risultano </w:t>
+      </w:r>
+      <w:proofErr w:type="spellStart"/>
+      <w:r>
+        <w:rPr>
+          <w:b/>
+          <w:bCs/>
+        </w:rPr>
+        <w:t>loosely</w:t>
+      </w:r>
+      <w:proofErr w:type="spellEnd"/>
+      <w:r>
+        <w:rPr>
+          <w:b/>
+          <w:bCs/>
+        </w:rPr>
+        <w:t xml:space="preserve"> </w:t>
+      </w:r>
+      <w:proofErr w:type="spellStart"/>
+      <w:r>
+        <w:rPr>
+          <w:b/>
+          <w:bCs/>
+        </w:rPr>
+        <w:t>coupled</w:t>
+      </w:r>
+      <w:proofErr w:type="spellEnd"/>
+      <w:r>
+        <w:t>, cioè meno dipendenti direttamente l'una dall'altra.</w:t>
+      </w:r>
+    </w:p>
+    <w:p>
+      <w:pPr>
+        <w:spacing w:after="0"/>
+      </w:pPr>
+      <w:r>
+        <w:pict w14:anchorId="6F301657">
+          <v:rect id="_x0000_i1198" style="width:0;height:1.5pt" o:hralign="center" o:hrstd="t" o:hr="t" fillcolor="#a0a0a0" stroked="f"/>
+        </w:pict>
+      </w:r>
+    </w:p>
+    <w:p>
+      <w:pPr>
+        <w:rPr>
+          <w:b/>
+          <w:bCs/>
+        </w:rPr>
+      </w:pPr>
+      <w:r>
+        <w:rPr>
+          <w:rFonts w:ascii="Segoe UI Emoji" w:hAnsi="Segoe UI Emoji" w:cs="Segoe UI Emoji"/>
+          <w:b/>
+          <w:bCs/>
+        </w:rPr>
+        <w:t>🧠</w:t>
+      </w:r>
+      <w:r>
+        <w:rPr>
+          <w:b/>
+          <w:bCs/>
+        </w:rPr>
+        <w:t xml:space="preserve"> Collegamento con quello che abbiamo appena studiato</w:t>
+      </w:r>
+    </w:p>
+    <w:p>
+      <w:pPr>
+        <w:spacing w:after="0"/>
+      </w:pPr>
+      <w:r>
+        <w:t xml:space="preserve">Anche il progetto Wikimedia che abbiamo appena faticosamente smontato </w:t>
+      </w:r>
+      <w:r>
+        <w:rPr>
+          <w:rFonts w:ascii="Segoe UI Emoji" w:hAnsi="Segoe UI Emoji" w:cs="Segoe UI Emoji"/>
+        </w:rPr>
+        <w:t>😂</w:t>
+      </w:r>
+      <w:r>
+        <w:t xml:space="preserve"> ti aiuta a visualizzare il concetto:</w:t>
+      </w:r>
+    </w:p>
+    <w:p>
+      <w:r>
+        <w:t>Wikimedia</w:t>
+      </w:r>
+    </w:p>
+    <w:p>
+      <w:r>
+        <w:t xml:space="preserve">    ↓</w:t>
+      </w:r>
+    </w:p>
+    <w:p>
+      <w:proofErr w:type="spellStart"/>
+      <w:r>
+        <w:t>EventSource</w:t>
+      </w:r>
+      <w:proofErr w:type="spellEnd"/>
+    </w:p>
+    <w:p>
+      <w:r>
+        <w:t xml:space="preserve">    ↓</w:t>
+      </w:r>
+    </w:p>
+    <w:p>
+      <w:proofErr w:type="spellStart"/>
+      <w:proofErr w:type="gramStart"/>
+      <w:r>
+        <w:t>onMessage</w:t>
+      </w:r>
+      <w:proofErr w:type="spellEnd"/>
+      <w:r>
+        <w:t>(</w:t>
+      </w:r>
+      <w:proofErr w:type="gramEnd"/>
+      <w:r>
+        <w:t>)</w:t>
+      </w:r>
+    </w:p>
+    <w:p>
+      <w:r>
+        <w:t xml:space="preserve">    ↓</w:t>
+      </w:r>
+    </w:p>
+    <w:p>
+      <w:proofErr w:type="spellStart"/>
+      <w:r>
+        <w:t>KafkaTemplate.send</w:t>
+      </w:r>
+      <w:proofErr w:type="spellEnd"/>
+      <w:r>
+        <w:t>()</w:t>
+      </w:r>
+    </w:p>
+    <w:p>
+      <w:r>
+        <w:t xml:space="preserve">    ↓</w:t>
+      </w:r>
+    </w:p>
+    <w:p>
+      <w:r>
+        <w:t>KAFKA</w:t>
+      </w:r>
+    </w:p>
+    <w:p>
+      <w:r>
+        <w:t xml:space="preserve">    ↓</w:t>
+      </w:r>
+    </w:p>
+    <w:p>
+      <w:proofErr w:type="spellStart"/>
+      <w:r>
+        <w:t>topic</w:t>
+      </w:r>
+      <w:proofErr w:type="spellEnd"/>
+    </w:p>
+    <w:p>
+      <w:r>
+        <w:t xml:space="preserve">    ↓</w:t>
+      </w:r>
+    </w:p>
+    <w:p>
+      <w:r>
+        <w:t>Consumer</w:t>
+      </w:r>
+    </w:p>
+    <w:p>
+      <w:r>
+        <w:t xml:space="preserve">Quando dentro </w:t>
+      </w:r>
+      <w:proofErr w:type="spellStart"/>
+      <w:proofErr w:type="gramStart"/>
+      <w:r>
+        <w:t>onMessage</w:t>
+      </w:r>
+      <w:proofErr w:type="spellEnd"/>
+      <w:r>
+        <w:t>(</w:t>
+      </w:r>
+      <w:proofErr w:type="gramEnd"/>
+      <w:r>
+        <w:t>) fai:</w:t>
+      </w:r>
+      <w:r>
+        <w:t xml:space="preserve"> </w:t>
+      </w:r>
+      <w:proofErr w:type="spellStart"/>
+      <w:r>
+        <w:t>kafkaTemplate.send</w:t>
+      </w:r>
+      <w:proofErr w:type="spellEnd"/>
+      <w:r>
+        <w:t>(</w:t>
+      </w:r>
+      <w:proofErr w:type="spellStart"/>
+      <w:r>
+        <w:t>topic</w:t>
+      </w:r>
+      <w:proofErr w:type="spellEnd"/>
+      <w:r>
+        <w:t xml:space="preserve">, </w:t>
+      </w:r>
+      <w:proofErr w:type="spellStart"/>
+      <w:r>
+        <w:t>messageEvent.getData</w:t>
+      </w:r>
+      <w:proofErr w:type="spellEnd"/>
+      <w:r>
+        <w:t>());</w:t>
+      </w:r>
+    </w:p>
+    <w:p>
+      <w:r>
+        <w:t xml:space="preserve">stai pubblicando il dato sul broker. Un Consumer interessato a quel </w:t>
+      </w:r>
+      <w:proofErr w:type="spellStart"/>
+      <w:r>
+        <w:t>topic</w:t>
+      </w:r>
+      <w:proofErr w:type="spellEnd"/>
+      <w:r>
+        <w:t xml:space="preserve"> potrà poi riceverlo.</w:t>
+      </w:r>
+    </w:p>
+    <w:p>
+      <w:pPr>
+        <w:rPr>
+          <w:b/>
+          <w:bCs/>
+        </w:rPr>
+      </w:pPr>
+      <w:r>
+        <w:rPr>
+          <w:rFonts w:ascii="Segoe UI Emoji" w:hAnsi="Segoe UI Emoji" w:cs="Segoe UI Emoji"/>
+          <w:b/>
+          <w:bCs/>
+        </w:rPr>
+        <w:lastRenderedPageBreak/>
+        <w:t>🎯</w:t>
+      </w:r>
+      <w:r>
+        <w:rPr>
+          <w:b/>
+          <w:bCs/>
+        </w:rPr>
+        <w:t xml:space="preserve"> COLLOQUIO</w:t>
+      </w:r>
+    </w:p>
+    <w:p>
+      <w:r>
+        <w:rPr>
+          <w:b/>
+          <w:bCs/>
+        </w:rPr>
+        <w:t>Cos'è una Event-</w:t>
+      </w:r>
+      <w:proofErr w:type="spellStart"/>
+      <w:r>
+        <w:rPr>
+          <w:b/>
+          <w:bCs/>
+        </w:rPr>
+        <w:t>Driven</w:t>
+      </w:r>
+      <w:proofErr w:type="spellEnd"/>
+      <w:r>
+        <w:rPr>
+          <w:b/>
+          <w:bCs/>
+        </w:rPr>
+        <w:t xml:space="preserve"> Architecture?</w:t>
+      </w:r>
+    </w:p>
+    <w:p>
+      <w:r>
+        <w:t>Una Event-</w:t>
+      </w:r>
+      <w:proofErr w:type="spellStart"/>
+      <w:r>
+        <w:t>Driven</w:t>
+      </w:r>
+      <w:proofErr w:type="spellEnd"/>
+      <w:r>
+        <w:t xml:space="preserve"> Architecture è un'architettura software in cui applicazioni disaccoppiate comunicano attraverso eventi o messaggi, generalmente tramite un </w:t>
+      </w:r>
+      <w:proofErr w:type="spellStart"/>
+      <w:r>
+        <w:t>message</w:t>
+      </w:r>
+      <w:proofErr w:type="spellEnd"/>
+      <w:r>
+        <w:t xml:space="preserve"> broker come Kafka. Un'applicazione può pubblicare un evento e altre applicazioni interessate possono consumarlo in maniera asincrona.</w:t>
+      </w:r>
+    </w:p>
+    <w:p>
+      <w:r>
+        <w:t>E per ricordartela velocemente:</w:t>
+      </w:r>
+    </w:p>
+    <w:p>
+      <w:r>
+        <w:t>PRODUCER</w:t>
+      </w:r>
+    </w:p>
+    <w:p>
+      <w:r>
+        <w:t xml:space="preserve">   ↓</w:t>
+      </w:r>
+    </w:p>
+    <w:p>
+      <w:r>
+        <w:t>pubblica EVENTO</w:t>
+      </w:r>
+    </w:p>
+    <w:p>
+      <w:r>
+        <w:t xml:space="preserve">   ↓</w:t>
+      </w:r>
+    </w:p>
+    <w:p>
+      <w:r>
+        <w:t>KAFKA / BROKER</w:t>
+      </w:r>
+    </w:p>
+    <w:p>
+      <w:r>
+        <w:t xml:space="preserve">   ↓</w:t>
+      </w:r>
+    </w:p>
+    <w:p>
+      <w:r>
+        <w:t>riceve EVENTO</w:t>
+      </w:r>
+    </w:p>
+    <w:p>
+      <w:r>
+        <w:t xml:space="preserve">   ↓</w:t>
+      </w:r>
+    </w:p>
+    <w:p>
+      <w:r>
+        <w:t>CONSUMER</w:t>
+      </w:r>
+    </w:p>
+    <w:p/>
+    <w:p>
+      <w:r>
+        <w:t>= comunicazione asincrona</w:t>
+      </w:r>
+    </w:p>
+    <w:p>
+      <w:r>
+        <w:t xml:space="preserve">= applicazioni </w:t>
+      </w:r>
+      <w:proofErr w:type="spellStart"/>
+      <w:r>
+        <w:t>loosely</w:t>
+      </w:r>
+      <w:proofErr w:type="spellEnd"/>
+      <w:r>
+        <w:t xml:space="preserve"> </w:t>
+      </w:r>
+      <w:proofErr w:type="spellStart"/>
+      <w:r>
+        <w:t>coupled</w:t>
+      </w:r>
+      <w:proofErr w:type="spellEnd"/>
+    </w:p>
+    <w:p>
+      <w:r>
+        <w:t xml:space="preserve">Questi </w:t>
+      </w:r>
+      <w:r>
+        <w:rPr>
+          <w:b/>
+          <w:bCs/>
+        </w:rPr>
+        <w:t xml:space="preserve">due concetti della slide — asincrono e </w:t>
+      </w:r>
+      <w:proofErr w:type="spellStart"/>
+      <w:r>
+        <w:rPr>
+          <w:b/>
+          <w:bCs/>
+        </w:rPr>
+        <w:t>loosely</w:t>
+      </w:r>
+      <w:proofErr w:type="spellEnd"/>
+      <w:r>
+        <w:rPr>
+          <w:b/>
+          <w:bCs/>
+        </w:rPr>
+        <w:t xml:space="preserve"> </w:t>
+      </w:r>
+      <w:proofErr w:type="spellStart"/>
+      <w:r>
+        <w:rPr>
+          <w:b/>
+          <w:bCs/>
+        </w:rPr>
+        <w:t>coupled</w:t>
+      </w:r>
+      <w:proofErr w:type="spellEnd"/>
+      <w:r>
+        <w:rPr>
+          <w:b/>
+          <w:bCs/>
+        </w:rPr>
+        <w:t xml:space="preserve"> — sono quelli da fissare bene</w:t>
+      </w:r>
+      <w:r>
+        <w:t>.</w:t>
       </w:r>
     </w:p>
     <w:p/>
